--- a/doc/詞/唐朝/溫庭筠/溫庭筠-菩薩蠻·小山重疊金明滅.docx
+++ b/doc/詞/唐朝/溫庭筠/溫庭筠-菩薩蠻·小山重疊金明滅.docx
@@ -1,6 +1,6 @@
 
 <file path=word/document.xml><?xml version="1.0" encoding="utf-8"?>
-<w:document xmlns:wpc="http://schemas.microsoft.com/office/word/2010/wordprocessingCanvas" xmlns:cx="http://schemas.microsoft.com/office/drawing/2014/chartex" xmlns:cx1="http://schemas.microsoft.com/office/drawing/2015/9/8/chartex" xmlns:cx2="http://schemas.microsoft.com/office/drawing/2015/10/21/chartex" xmlns:cx3="http://schemas.microsoft.com/office/drawing/2016/5/9/chartex" xmlns:cx4="http://schemas.microsoft.com/office/drawing/2016/5/10/chartex" xmlns:cx5="http://schemas.microsoft.com/office/drawing/2016/5/11/chartex" xmlns:cx6="http://schemas.microsoft.com/office/drawing/2016/5/12/chartex" xmlns:cx7="http://schemas.microsoft.com/office/drawing/2016/5/13/chartex" xmlns:cx8="http://schemas.microsoft.com/office/drawing/2016/5/14/chartex" xmlns:mc="http://schemas.openxmlformats.org/markup-compatibility/2006" xmlns:aink="http://schemas.microsoft.com/office/drawing/2016/ink" xmlns:am3d="http://schemas.microsoft.com/office/drawing/2017/model3d" xmlns:o="urn:schemas-microsoft-com:office:office" xmlns:r="http://schemas.openxmlformats.org/officeDocument/2006/relationships" xmlns:m="http://schemas.openxmlformats.org/officeDocument/2006/math" xmlns:v="urn:schemas-microsoft-com:vml" xmlns:wp14="http://schemas.microsoft.com/office/word/2010/wordprocessingDrawing" xmlns:wp="http://schemas.openxmlformats.org/drawingml/2006/wordprocessingDrawing" xmlns:w10="urn:schemas-microsoft-com:office:word" xmlns:w="http://schemas.openxmlformats.org/wordprocessingml/2006/main" xmlns:w14="http://schemas.microsoft.com/office/word/2010/wordml" xmlns:w15="http://schemas.microsoft.com/office/word/2012/wordml" xmlns:w16cex="http://schemas.microsoft.com/office/word/2018/wordml/cex" xmlns:w16cid="http://schemas.microsoft.com/office/word/2016/wordml/cid" xmlns:w16="http://schemas.microsoft.com/office/word/2018/wordml" xmlns:w16sdtdh="http://schemas.microsoft.com/office/word/2020/wordml/sdtdatahash" xmlns:w16se="http://schemas.microsoft.com/office/word/2015/wordml/symex" xmlns:wpg="http://schemas.microsoft.com/office/word/2010/wordprocessingGroup" xmlns:wpi="http://schemas.microsoft.com/office/word/2010/wordprocessingInk" xmlns:wne="http://schemas.microsoft.com/office/word/2006/wordml" xmlns:wps="http://schemas.microsoft.com/office/word/2010/wordprocessingShape" mc:Ignorable="w14 w15 w16se w16cid w16 w16cex w16sdtdh wp14">
+<w:document xmlns:wpc="http://schemas.microsoft.com/office/word/2010/wordprocessingCanvas" xmlns:cx="http://schemas.microsoft.com/office/drawing/2014/chartex" xmlns:cx1="http://schemas.microsoft.com/office/drawing/2015/9/8/chartex" xmlns:cx2="http://schemas.microsoft.com/office/drawing/2015/10/21/chartex" xmlns:cx3="http://schemas.microsoft.com/office/drawing/2016/5/9/chartex" xmlns:cx4="http://schemas.microsoft.com/office/drawing/2016/5/10/chartex" xmlns:cx5="http://schemas.microsoft.com/office/drawing/2016/5/11/chartex" xmlns:cx6="http://schemas.microsoft.com/office/drawing/2016/5/12/chartex" xmlns:cx7="http://schemas.microsoft.com/office/drawing/2016/5/13/chartex" xmlns:cx8="http://schemas.microsoft.com/office/drawing/2016/5/14/chartex" xmlns:mc="http://schemas.openxmlformats.org/markup-compatibility/2006" xmlns:aink="http://schemas.microsoft.com/office/drawing/2016/ink" xmlns:am3d="http://schemas.microsoft.com/office/drawing/2017/model3d" xmlns:o="urn:schemas-microsoft-com:office:office" xmlns:oel="http://schemas.microsoft.com/office/2019/extlst" xmlns:r="http://schemas.openxmlformats.org/officeDocument/2006/relationships" xmlns:m="http://schemas.openxmlformats.org/officeDocument/2006/math" xmlns:v="urn:schemas-microsoft-com:vml" xmlns:wp14="http://schemas.microsoft.com/office/word/2010/wordprocessingDrawing" xmlns:wp="http://schemas.openxmlformats.org/drawingml/2006/wordprocessingDrawing" xmlns:w10="urn:schemas-microsoft-com:office:word" xmlns:w="http://schemas.openxmlformats.org/wordprocessingml/2006/main" xmlns:w14="http://schemas.microsoft.com/office/word/2010/wordml" xmlns:w15="http://schemas.microsoft.com/office/word/2012/wordml" xmlns:w16cex="http://schemas.microsoft.com/office/word/2018/wordml/cex" xmlns:w16cid="http://schemas.microsoft.com/office/word/2016/wordml/cid" xmlns:w16="http://schemas.microsoft.com/office/word/2018/wordml" xmlns:w16du="http://schemas.microsoft.com/office/word/2023/wordml/word16du" xmlns:w16sdtdh="http://schemas.microsoft.com/office/word/2020/wordml/sdtdatahash" xmlns:w16sdtfl="http://schemas.microsoft.com/office/word/2024/wordml/sdtformatlock" xmlns:w16se="http://schemas.microsoft.com/office/word/2015/wordml/symex" xmlns:wpg="http://schemas.microsoft.com/office/word/2010/wordprocessingGroup" xmlns:wpi="http://schemas.microsoft.com/office/word/2010/wordprocessingInk" xmlns:wne="http://schemas.microsoft.com/office/word/2006/wordml" xmlns:wps="http://schemas.microsoft.com/office/word/2010/wordprocessingShape" mc:Ignorable="w14 w15 w16se w16cid w16 w16cex w16sdtdh w16sdtfl w16du wp14">
   <w:body>
     <w:p>
       <w:pPr>
@@ -14,8 +14,8 @@
         <w:rPr>
           <w:rFonts w:hint="eastAsia"/>
           <w:kern w:val="0"/>
-          <w:sz w:val="48"/>
-          <w:szCs w:val="48"/>
+          <w:sz w:val="44"/>
+          <w:szCs w:val="44"/>
         </w:rPr>
         <w:t>溫庭筠《</w:t>
       </w:r>
@@ -23,8 +23,8 @@
         <w:rPr>
           <w:rFonts w:hint="eastAsia"/>
           <w:kern w:val="0"/>
-          <w:sz w:val="48"/>
-          <w:szCs w:val="48"/>
+          <w:sz w:val="44"/>
+          <w:szCs w:val="44"/>
         </w:rPr>
         <w:t>菩薩蠻·小山重疊金明滅</w:t>
       </w:r>
@@ -32,8 +32,8 @@
         <w:rPr>
           <w:rFonts w:hint="eastAsia"/>
           <w:kern w:val="0"/>
-          <w:sz w:val="48"/>
-          <w:szCs w:val="48"/>
+          <w:sz w:val="44"/>
+          <w:szCs w:val="44"/>
         </w:rPr>
         <w:t>》</w:t>
       </w:r>
@@ -75,19 +75,19 @@
           <w:sz w:val="32"/>
           <w:szCs w:val="32"/>
         </w:rPr>
-        <w:t>小山重疊金明滅，</w:t>
-      </w:r>
-      <w:proofErr w:type="gramStart"/>
-      <w:r>
-        <w:rPr>
-          <w:rFonts w:hint="eastAsia"/>
+        <w:t>小山重疊金明滅，鬢雲欲度香腮雪。懶起畫蛾眉，弄妝梳洗遲。</w:t>
+      </w:r>
+    </w:p>
+    <w:p>
+      <w:pPr>
+        <w:spacing w:after="0" w:line="520" w:lineRule="exact"/>
+        <w:ind w:left="0" w:right="0" w:firstLine="0"/>
+        <w:rPr>
           <w:color w:val="0F0F0F"/>
           <w:sz w:val="32"/>
           <w:szCs w:val="32"/>
         </w:rPr>
-        <w:t>鬢雲欲度香腮雪</w:t>
-      </w:r>
-      <w:proofErr w:type="gramEnd"/>
+      </w:pPr>
       <w:r>
         <w:rPr>
           <w:rFonts w:hint="eastAsia"/>
@@ -95,103 +95,12 @@
           <w:sz w:val="32"/>
           <w:szCs w:val="32"/>
         </w:rPr>
-        <w:t>。</w:t>
-      </w:r>
-      <w:proofErr w:type="gramStart"/>
-      <w:r>
-        <w:rPr>
-          <w:rFonts w:hint="eastAsia"/>
-          <w:color w:val="0F0F0F"/>
-          <w:sz w:val="32"/>
-          <w:szCs w:val="32"/>
-        </w:rPr>
-        <w:t>懶起畫</w:t>
-      </w:r>
-      <w:proofErr w:type="gramEnd"/>
-      <w:r>
-        <w:rPr>
-          <w:rFonts w:hint="eastAsia"/>
-          <w:color w:val="0F0F0F"/>
-          <w:sz w:val="32"/>
-          <w:szCs w:val="32"/>
-        </w:rPr>
-        <w:t>蛾眉，</w:t>
-      </w:r>
-      <w:proofErr w:type="gramStart"/>
-      <w:r>
-        <w:rPr>
-          <w:rFonts w:hint="eastAsia"/>
-          <w:color w:val="0F0F0F"/>
-          <w:sz w:val="32"/>
-          <w:szCs w:val="32"/>
-        </w:rPr>
-        <w:t>弄妝梳洗</w:t>
-      </w:r>
-      <w:proofErr w:type="gramEnd"/>
-      <w:r>
-        <w:rPr>
-          <w:rFonts w:hint="eastAsia"/>
-          <w:color w:val="0F0F0F"/>
-          <w:sz w:val="32"/>
-          <w:szCs w:val="32"/>
-        </w:rPr>
-        <w:t>遲。</w:t>
+        <w:t>照花前後鏡，花面交相映。新帖繡羅襦，雙雙金鷓鴣。</w:t>
       </w:r>
     </w:p>
     <w:p>
       <w:pPr>
-        <w:spacing w:after="0" w:line="520" w:lineRule="exact"/>
-        <w:ind w:left="0" w:right="0" w:firstLine="0"/>
-        <w:rPr>
-          <w:color w:val="0F0F0F"/>
-          <w:sz w:val="32"/>
-          <w:szCs w:val="32"/>
-        </w:rPr>
-      </w:pPr>
-      <w:proofErr w:type="gramStart"/>
-      <w:r>
-        <w:rPr>
-          <w:rFonts w:hint="eastAsia"/>
-          <w:color w:val="0F0F0F"/>
-          <w:sz w:val="32"/>
-          <w:szCs w:val="32"/>
-        </w:rPr>
-        <w:t>照花前後鏡，花面</w:t>
-      </w:r>
-      <w:proofErr w:type="gramEnd"/>
-      <w:r>
-        <w:rPr>
-          <w:rFonts w:hint="eastAsia"/>
-          <w:color w:val="0F0F0F"/>
-          <w:sz w:val="32"/>
-          <w:szCs w:val="32"/>
-        </w:rPr>
-        <w:t>交相映。新帖繡羅</w:t>
-      </w:r>
-      <w:proofErr w:type="gramStart"/>
-      <w:r>
-        <w:rPr>
-          <w:rFonts w:hint="eastAsia"/>
-          <w:color w:val="0F0F0F"/>
-          <w:sz w:val="32"/>
-          <w:szCs w:val="32"/>
-        </w:rPr>
-        <w:t>襦</w:t>
-      </w:r>
-      <w:proofErr w:type="gramEnd"/>
-      <w:r>
-        <w:rPr>
-          <w:rFonts w:hint="eastAsia"/>
-          <w:color w:val="0F0F0F"/>
-          <w:sz w:val="32"/>
-          <w:szCs w:val="32"/>
-        </w:rPr>
-        <w:t>，雙雙金鷓鴣。</w:t>
-      </w:r>
-    </w:p>
-    <w:p>
-      <w:pPr>
-        <w:spacing w:beforeLines="50" w:before="120" w:after="96" w:line="258" w:lineRule="auto"/>
+        <w:spacing w:beforeLines="50" w:before="120" w:after="0" w:line="440" w:lineRule="exact"/>
         <w:ind w:left="0" w:right="0" w:firstLine="0"/>
         <w:rPr>
           <w:sz w:val="32"/>
@@ -217,7 +126,7 @@
           <w:ilvl w:val="0"/>
           <w:numId w:val="24"/>
         </w:numPr>
-        <w:spacing w:after="0" w:line="440" w:lineRule="exact"/>
+        <w:spacing w:after="0" w:line="360" w:lineRule="exact"/>
         <w:ind w:leftChars="0" w:left="284" w:right="0" w:hanging="284"/>
         <w:jc w:val="both"/>
         <w:rPr>
@@ -231,25 +140,23 @@
           <w:color w:val="0F0F0F"/>
           <w:szCs w:val="28"/>
         </w:rPr>
-        <w:t>小山：</w:t>
-      </w:r>
-      <w:proofErr w:type="gramStart"/>
+        <w:t>小山</w:t>
+      </w:r>
       <w:r>
         <w:rPr>
           <w:rFonts w:hint="eastAsia"/>
           <w:color w:val="0F0F0F"/>
           <w:szCs w:val="28"/>
         </w:rPr>
-        <w:t>眉妝的</w:t>
-      </w:r>
-      <w:proofErr w:type="gramEnd"/>
+        <w:t>重疊</w:t>
+      </w:r>
       <w:r>
         <w:rPr>
           <w:rFonts w:hint="eastAsia"/>
           <w:color w:val="0F0F0F"/>
           <w:szCs w:val="28"/>
         </w:rPr>
-        <w:t>名目</w:t>
+        <w:t>：</w:t>
       </w:r>
       <w:r>
         <w:rPr>
@@ -257,15 +164,14 @@
           <w:color w:val="0F0F0F"/>
           <w:szCs w:val="28"/>
         </w:rPr>
-        <w:t>(</w:t>
-      </w:r>
-      <w:r>
-        <w:rPr>
-          <w:rFonts w:hint="eastAsia"/>
+        <w:t>一說是</w:t>
+      </w:r>
+      <w:r>
+        <w:rPr>
           <w:color w:val="0F0F0F"/>
           <w:szCs w:val="28"/>
         </w:rPr>
-        <w:t>事物的名稱、花樣</w:t>
+        <w:t>指繪有山形圖畫的屏風（多折屏風），因重疊擺放而顯得山巒重疊。</w:t>
       </w:r>
       <w:r>
         <w:rPr>
@@ -273,92 +179,29 @@
           <w:color w:val="0F0F0F"/>
           <w:szCs w:val="28"/>
         </w:rPr>
-        <w:t>)</w:t>
-      </w:r>
-      <w:r>
-        <w:rPr>
-          <w:rFonts w:hint="eastAsia"/>
+        <w:t>另一說法是</w:t>
+      </w:r>
+      <w:r>
+        <w:rPr>
           <w:color w:val="0F0F0F"/>
           <w:szCs w:val="28"/>
         </w:rPr>
-        <w:t>，指小山眉，彎彎的眉毛。另外一種理解為：小山是指屏風上的圖案，由於屏風是摺疊的，所以說小山重疊。金：指</w:t>
-      </w:r>
-      <w:proofErr w:type="gramStart"/>
-      <w:r>
-        <w:rPr>
-          <w:rFonts w:hint="eastAsia"/>
+        <w:t>指</w:t>
+      </w:r>
+      <w:r>
+        <w:rPr>
           <w:color w:val="0F0F0F"/>
           <w:szCs w:val="28"/>
           <w:u w:val="single"/>
         </w:rPr>
-        <w:t>唐</w:t>
-      </w:r>
-      <w:r>
-        <w:rPr>
-          <w:rFonts w:hint="eastAsia"/>
+        <w:t>唐代</w:t>
+      </w:r>
+      <w:r>
+        <w:rPr>
           <w:color w:val="0F0F0F"/>
           <w:szCs w:val="28"/>
         </w:rPr>
-        <w:t>時婦女眉際</w:t>
-      </w:r>
-      <w:proofErr w:type="gramEnd"/>
-      <w:r>
-        <w:rPr>
-          <w:rFonts w:hint="eastAsia"/>
-          <w:color w:val="0F0F0F"/>
-          <w:szCs w:val="28"/>
-        </w:rPr>
-        <w:t>妝飾之</w:t>
-      </w:r>
-      <w:r>
-        <w:rPr>
-          <w:rFonts w:hint="eastAsia"/>
-          <w:color w:val="0F0F0F"/>
-          <w:szCs w:val="28"/>
-        </w:rPr>
-        <w:t>「</w:t>
-      </w:r>
-      <w:r>
-        <w:rPr>
-          <w:rFonts w:hint="eastAsia"/>
-          <w:color w:val="0F0F0F"/>
-          <w:szCs w:val="28"/>
-        </w:rPr>
-        <w:t>額黃</w:t>
-      </w:r>
-      <w:r>
-        <w:rPr>
-          <w:rFonts w:hint="eastAsia"/>
-          <w:color w:val="0F0F0F"/>
-          <w:szCs w:val="28"/>
-        </w:rPr>
-        <w:t>」</w:t>
-      </w:r>
-      <w:r>
-        <w:rPr>
-          <w:rFonts w:hint="eastAsia"/>
-          <w:color w:val="0F0F0F"/>
-          <w:szCs w:val="28"/>
-        </w:rPr>
-        <w:t>。明滅：隱現明滅的樣子。金明滅：形容陽光照在屏風上金光閃閃的樣子。一說描寫女子頭</w:t>
-      </w:r>
-      <w:proofErr w:type="gramStart"/>
-      <w:r>
-        <w:rPr>
-          <w:rFonts w:hint="eastAsia"/>
-          <w:color w:val="0F0F0F"/>
-          <w:szCs w:val="28"/>
-        </w:rPr>
-        <w:t>上插戴的</w:t>
-      </w:r>
-      <w:proofErr w:type="gramEnd"/>
-      <w:r>
-        <w:rPr>
-          <w:rFonts w:hint="eastAsia"/>
-          <w:color w:val="0F0F0F"/>
-          <w:szCs w:val="28"/>
-        </w:rPr>
-        <w:t>飾金小梳子重疊閃爍的情形，或指女子額上塗成梅花圖案的額黃有所脫落而或明或暗。</w:t>
+        <w:t>流行的女眉式「小山眉」（彎曲細長的眉毛），此處指雙眉因憂愁或心事而使得眉毛微皺緊鎖、眉黛重疊的模樣。</w:t>
       </w:r>
     </w:p>
     <w:p>
@@ -368,7 +211,7 @@
           <w:ilvl w:val="0"/>
           <w:numId w:val="24"/>
         </w:numPr>
-        <w:spacing w:after="0" w:line="440" w:lineRule="exact"/>
+        <w:spacing w:after="0" w:line="360" w:lineRule="exact"/>
         <w:ind w:leftChars="0" w:left="284" w:right="0" w:hanging="284"/>
         <w:jc w:val="both"/>
         <w:rPr>
@@ -382,113 +225,7 @@
           <w:color w:val="0F0F0F"/>
           <w:szCs w:val="28"/>
         </w:rPr>
-        <w:t>額黃：古代婦女的面部妝飾。</w:t>
-      </w:r>
-      <w:r>
-        <w:rPr>
-          <w:rFonts w:hint="eastAsia"/>
-          <w:color w:val="0F0F0F"/>
-          <w:szCs w:val="28"/>
-          <w:u w:val="single"/>
-        </w:rPr>
-        <w:t>南北朝</w:t>
-      </w:r>
-      <w:r>
-        <w:rPr>
-          <w:rFonts w:hint="eastAsia"/>
-          <w:color w:val="0F0F0F"/>
-          <w:szCs w:val="28"/>
-        </w:rPr>
-        <w:t>時，</w:t>
-      </w:r>
-      <w:r>
-        <w:rPr>
-          <w:rFonts w:hint="eastAsia"/>
-          <w:color w:val="0F0F0F"/>
-          <w:szCs w:val="28"/>
-          <w:u w:val="single"/>
-        </w:rPr>
-        <w:t>佛教</w:t>
-      </w:r>
-      <w:r>
-        <w:rPr>
-          <w:rFonts w:hint="eastAsia"/>
-          <w:color w:val="0F0F0F"/>
-          <w:szCs w:val="28"/>
-        </w:rPr>
-        <w:t>盛行，一些</w:t>
-      </w:r>
-      <w:proofErr w:type="gramStart"/>
-      <w:r>
-        <w:rPr>
-          <w:rFonts w:hint="eastAsia"/>
-          <w:color w:val="0F0F0F"/>
-          <w:szCs w:val="28"/>
-        </w:rPr>
-        <w:t>婦女由塗金</w:t>
-      </w:r>
-      <w:proofErr w:type="gramEnd"/>
-      <w:r>
-        <w:rPr>
-          <w:rFonts w:hint="eastAsia"/>
-          <w:color w:val="0F0F0F"/>
-          <w:szCs w:val="28"/>
-        </w:rPr>
-        <w:t>的佛像上得到靈感，而形成</w:t>
-      </w:r>
-      <w:proofErr w:type="gramStart"/>
-      <w:r>
-        <w:rPr>
-          <w:rFonts w:hint="eastAsia"/>
-          <w:color w:val="0F0F0F"/>
-          <w:szCs w:val="28"/>
-        </w:rPr>
-        <w:t>了額部飾黃</w:t>
-      </w:r>
-      <w:proofErr w:type="gramEnd"/>
-      <w:r>
-        <w:rPr>
-          <w:rFonts w:hint="eastAsia"/>
-          <w:color w:val="0F0F0F"/>
-          <w:szCs w:val="28"/>
-        </w:rPr>
-        <w:t>的風氣。初始是以畫筆沾黃色染料</w:t>
-      </w:r>
-      <w:proofErr w:type="gramStart"/>
-      <w:r>
-        <w:rPr>
-          <w:rFonts w:hint="eastAsia"/>
-          <w:color w:val="0F0F0F"/>
-          <w:szCs w:val="28"/>
-        </w:rPr>
-        <w:t>塗抹於額上</w:t>
-      </w:r>
-      <w:proofErr w:type="gramEnd"/>
-      <w:r>
-        <w:rPr>
-          <w:rFonts w:hint="eastAsia"/>
-          <w:color w:val="0F0F0F"/>
-          <w:szCs w:val="28"/>
-        </w:rPr>
-        <w:t>，而後亦有以黃色花瓣飾物</w:t>
-      </w:r>
-      <w:proofErr w:type="gramStart"/>
-      <w:r>
-        <w:rPr>
-          <w:rFonts w:hint="eastAsia"/>
-          <w:color w:val="0F0F0F"/>
-          <w:szCs w:val="28"/>
-        </w:rPr>
-        <w:t>黏貼於額上</w:t>
-      </w:r>
-      <w:proofErr w:type="gramEnd"/>
-      <w:r>
-        <w:rPr>
-          <w:rFonts w:hint="eastAsia"/>
-          <w:color w:val="0F0F0F"/>
-          <w:szCs w:val="28"/>
-        </w:rPr>
-        <w:t>，稱為「花黃」。</w:t>
+        <w:t>金明滅：形容陽光照在屏風上金光閃閃的樣子。一說描寫女子頭上插戴的飾金小梳子重疊閃爍的情形。</w:t>
       </w:r>
     </w:p>
     <w:p>
@@ -498,7 +235,7 @@
           <w:ilvl w:val="0"/>
           <w:numId w:val="24"/>
         </w:numPr>
-        <w:spacing w:after="0" w:line="440" w:lineRule="exact"/>
+        <w:spacing w:after="0" w:line="360" w:lineRule="exact"/>
         <w:ind w:leftChars="0" w:left="284" w:right="0" w:hanging="284"/>
         <w:jc w:val="both"/>
         <w:rPr>
@@ -506,34 +243,28 @@
           <w:szCs w:val="28"/>
         </w:rPr>
       </w:pPr>
-      <w:proofErr w:type="gramStart"/>
       <w:r>
         <w:rPr>
           <w:rFonts w:hint="eastAsia"/>
           <w:color w:val="0F0F0F"/>
-          <w:spacing w:val="-6"/>
-          <w:szCs w:val="28"/>
-        </w:rPr>
-        <w:t>鬢</w:t>
-      </w:r>
-      <w:r>
-        <w:rPr>
-          <w:rFonts w:hint="eastAsia"/>
+          <w:szCs w:val="28"/>
+        </w:rPr>
+        <w:t>額黃：</w:t>
+      </w:r>
+      <w:r>
+        <w:rPr>
           <w:color w:val="0F0F0F"/>
-          <w:spacing w:val="-6"/>
-          <w:szCs w:val="28"/>
-        </w:rPr>
-        <w:t>雲</w:t>
-      </w:r>
-      <w:proofErr w:type="gramEnd"/>
-      <w:r>
-        <w:rPr>
-          <w:rFonts w:hint="eastAsia"/>
+          <w:szCs w:val="28"/>
+          <w:u w:val="single"/>
+        </w:rPr>
+        <w:t>唐代</w:t>
+      </w:r>
+      <w:r>
+        <w:rPr>
           <w:color w:val="0F0F0F"/>
-          <w:spacing w:val="-6"/>
-          <w:szCs w:val="28"/>
-        </w:rPr>
-        <w:t>：雲朵似的鬢髮。形容髮髻蓬鬆如雲。</w:t>
+          <w:szCs w:val="28"/>
+        </w:rPr>
+        <w:t>婦女的一種面部美容裝飾，即在額頭上塗抹黃色粉黛或貼金黃色花鈿（詞中之「金」常指此或指金飾）。</w:t>
       </w:r>
     </w:p>
     <w:p>
@@ -543,7 +274,7 @@
           <w:ilvl w:val="0"/>
           <w:numId w:val="24"/>
         </w:numPr>
-        <w:spacing w:after="0" w:line="440" w:lineRule="exact"/>
+        <w:spacing w:after="0" w:line="360" w:lineRule="exact"/>
         <w:ind w:leftChars="0" w:left="284" w:right="0" w:hanging="284"/>
         <w:jc w:val="both"/>
         <w:rPr>
@@ -551,7 +282,6 @@
           <w:szCs w:val="28"/>
         </w:rPr>
       </w:pPr>
-      <w:proofErr w:type="gramStart"/>
       <w:r>
         <w:rPr>
           <w:rFonts w:hint="eastAsia"/>
@@ -559,9 +289,8 @@
           <w:spacing w:val="-6"/>
           <w:szCs w:val="28"/>
         </w:rPr>
-        <w:t>欲度</w:t>
-      </w:r>
-      <w:proofErr w:type="gramEnd"/>
+        <w:t>鬢</w:t>
+      </w:r>
       <w:r>
         <w:rPr>
           <w:rFonts w:hint="eastAsia"/>
@@ -569,9 +298,8 @@
           <w:spacing w:val="-6"/>
           <w:szCs w:val="28"/>
         </w:rPr>
-        <w:t>：</w:t>
-      </w:r>
-      <w:proofErr w:type="gramStart"/>
+        <w:t>雲</w:t>
+      </w:r>
       <w:r>
         <w:rPr>
           <w:rFonts w:hint="eastAsia"/>
@@ -579,26 +307,15 @@
           <w:spacing w:val="-6"/>
           <w:szCs w:val="28"/>
         </w:rPr>
-        <w:t>將掩未掩</w:t>
-      </w:r>
-      <w:proofErr w:type="gramEnd"/>
-      <w:r>
-        <w:rPr>
-          <w:rFonts w:hint="eastAsia"/>
+        <w:t>：</w:t>
+      </w:r>
+      <w:r>
+        <w:rPr>
           <w:color w:val="0F0F0F"/>
           <w:spacing w:val="-6"/>
           <w:szCs w:val="28"/>
         </w:rPr>
-        <w:t>的樣子。</w:t>
-      </w:r>
-      <w:r>
-        <w:rPr>
-          <w:rFonts w:hint="eastAsia"/>
-          <w:color w:val="0F0F0F"/>
-          <w:spacing w:val="-6"/>
-          <w:szCs w:val="28"/>
-        </w:rPr>
-        <w:t>度：覆蓋，形容鬢角延伸向臉頰，逐漸輕淡，像雲影輕度。</w:t>
+        <w:t>像雲朵般烏黑蓬鬆的鬢髮，形容女子髮髻的美麗。</w:t>
       </w:r>
     </w:p>
     <w:p>
@@ -608,7 +325,7 @@
           <w:ilvl w:val="0"/>
           <w:numId w:val="24"/>
         </w:numPr>
-        <w:spacing w:after="0" w:line="440" w:lineRule="exact"/>
+        <w:spacing w:after="0" w:line="360" w:lineRule="exact"/>
         <w:ind w:leftChars="0" w:left="284" w:right="0" w:hanging="284"/>
         <w:jc w:val="both"/>
         <w:rPr>
@@ -616,7 +333,6 @@
           <w:szCs w:val="28"/>
         </w:rPr>
       </w:pPr>
-      <w:proofErr w:type="gramStart"/>
       <w:r>
         <w:rPr>
           <w:rFonts w:hint="eastAsia"/>
@@ -624,46 +340,15 @@
           <w:spacing w:val="-6"/>
           <w:szCs w:val="28"/>
         </w:rPr>
-        <w:t>香腮雪</w:t>
-      </w:r>
-      <w:proofErr w:type="gramEnd"/>
-      <w:r>
-        <w:rPr>
-          <w:rFonts w:hint="eastAsia"/>
+        <w:t>欲度：</w:t>
+      </w:r>
+      <w:r>
+        <w:rPr>
           <w:color w:val="0F0F0F"/>
           <w:spacing w:val="-6"/>
           <w:szCs w:val="28"/>
         </w:rPr>
-        <w:t>：</w:t>
-      </w:r>
-      <w:proofErr w:type="gramStart"/>
-      <w:r>
-        <w:rPr>
-          <w:rFonts w:hint="eastAsia"/>
-          <w:color w:val="0F0F0F"/>
-          <w:spacing w:val="-6"/>
-          <w:szCs w:val="28"/>
-        </w:rPr>
-        <w:t>香雪腮</w:t>
-      </w:r>
-      <w:proofErr w:type="gramEnd"/>
-      <w:r>
-        <w:rPr>
-          <w:rFonts w:hint="eastAsia"/>
-          <w:color w:val="0F0F0F"/>
-          <w:spacing w:val="-6"/>
-          <w:szCs w:val="28"/>
-        </w:rPr>
-        <w:t>，雪白的面頰。</w:t>
-      </w:r>
-      <w:r>
-        <w:rPr>
-          <w:rFonts w:hint="eastAsia"/>
-          <w:color w:val="0F0F0F"/>
-          <w:spacing w:val="-6"/>
-          <w:szCs w:val="28"/>
-        </w:rPr>
-        <w:t xml:space="preserve"> </w:t>
+        <w:t>將過未過、欲掩未掩的樣子。在此處形容蓬鬆的鬢髮微微拂過、半掩著臉頰。</w:t>
       </w:r>
     </w:p>
     <w:p>
@@ -673,7 +358,7 @@
           <w:ilvl w:val="0"/>
           <w:numId w:val="24"/>
         </w:numPr>
-        <w:spacing w:after="0" w:line="440" w:lineRule="exact"/>
+        <w:spacing w:after="0" w:line="360" w:lineRule="exact"/>
         <w:ind w:leftChars="0" w:left="284" w:right="0" w:hanging="284"/>
         <w:jc w:val="both"/>
         <w:rPr>
@@ -685,71 +370,27 @@
         <w:rPr>
           <w:rFonts w:hint="eastAsia"/>
           <w:color w:val="0F0F0F"/>
-          <w:szCs w:val="28"/>
-        </w:rPr>
-        <w:t>髮髻(</w:t>
-      </w:r>
-      <w:proofErr w:type="gramStart"/>
-      <w:r>
-        <w:rPr>
-          <w:rFonts w:hint="eastAsia"/>
-          <w:color w:val="FF0000"/>
-          <w:sz w:val="16"/>
-          <w:szCs w:val="16"/>
-        </w:rPr>
-        <w:t>ㄐㄧˋ</w:t>
-      </w:r>
-      <w:proofErr w:type="gramEnd"/>
+          <w:spacing w:val="-6"/>
+          <w:szCs w:val="28"/>
+        </w:rPr>
+        <w:t>香腮雪：</w:t>
+      </w:r>
       <w:r>
         <w:rPr>
           <w:color w:val="0F0F0F"/>
-          <w:szCs w:val="28"/>
-        </w:rPr>
-        <w:t>)</w:t>
+          <w:spacing w:val="-6"/>
+          <w:szCs w:val="28"/>
+        </w:rPr>
+        <w:t>芳香潔白如雪的面頰（臉腮）。</w:t>
       </w:r>
       <w:r>
         <w:rPr>
           <w:rFonts w:hint="eastAsia"/>
           <w:color w:val="0F0F0F"/>
-          <w:szCs w:val="28"/>
-        </w:rPr>
-        <w:t>：</w:t>
-      </w:r>
-      <w:proofErr w:type="gramStart"/>
-      <w:r>
-        <w:rPr>
-          <w:rFonts w:hint="eastAsia"/>
-          <w:color w:val="0F0F0F"/>
-          <w:szCs w:val="28"/>
-        </w:rPr>
-        <w:t>一種挽束頭髮</w:t>
-      </w:r>
-      <w:proofErr w:type="gramEnd"/>
-      <w:r>
-        <w:rPr>
-          <w:rFonts w:hint="eastAsia"/>
-          <w:color w:val="0F0F0F"/>
-          <w:szCs w:val="28"/>
-        </w:rPr>
-        <w:t>，將其盤結於頭頂</w:t>
-      </w:r>
-      <w:proofErr w:type="gramStart"/>
-      <w:r>
-        <w:rPr>
-          <w:rFonts w:hint="eastAsia"/>
-          <w:color w:val="0F0F0F"/>
-          <w:szCs w:val="28"/>
-        </w:rPr>
-        <w:t>或顱後的</w:t>
-      </w:r>
-      <w:proofErr w:type="gramEnd"/>
-      <w:r>
-        <w:rPr>
-          <w:rFonts w:hint="eastAsia"/>
-          <w:color w:val="0F0F0F"/>
-          <w:szCs w:val="28"/>
-        </w:rPr>
-        <w:t>髮式。</w:t>
+          <w:spacing w:val="-6"/>
+          <w:szCs w:val="28"/>
+        </w:rPr>
+        <w:t xml:space="preserve"> </w:t>
       </w:r>
     </w:p>
     <w:p>
@@ -759,7 +400,7 @@
           <w:ilvl w:val="0"/>
           <w:numId w:val="24"/>
         </w:numPr>
-        <w:spacing w:after="0" w:line="440" w:lineRule="exact"/>
+        <w:spacing w:after="0" w:line="360" w:lineRule="exact"/>
         <w:ind w:leftChars="0" w:left="284" w:right="0" w:hanging="284"/>
         <w:jc w:val="both"/>
         <w:rPr>
@@ -773,167 +414,38 @@
           <w:color w:val="0F0F0F"/>
           <w:szCs w:val="28"/>
         </w:rPr>
-        <w:t>蛾眉：女子的眉毛細長彎曲像蠶蛾的觸鬚，故稱蛾眉。一</w:t>
-      </w:r>
-      <w:proofErr w:type="gramStart"/>
-      <w:r>
-        <w:rPr>
-          <w:rFonts w:hint="eastAsia"/>
+        <w:t>髮髻(</w:t>
+      </w:r>
+      <w:r>
+        <w:rPr>
+          <w:rFonts w:hint="eastAsia"/>
+          <w:color w:val="FF0000"/>
+          <w:sz w:val="16"/>
+          <w:szCs w:val="16"/>
+        </w:rPr>
+        <w:t>ㄐㄧˋ</w:t>
+      </w:r>
+      <w:r>
+        <w:rPr>
           <w:color w:val="0F0F0F"/>
           <w:szCs w:val="28"/>
         </w:rPr>
-        <w:t>說指</w:t>
+        <w:t>)</w:t>
       </w:r>
       <w:r>
         <w:rPr>
           <w:rFonts w:hint="eastAsia"/>
           <w:color w:val="0F0F0F"/>
           <w:szCs w:val="28"/>
-          <w:u w:val="single"/>
-        </w:rPr>
-        <w:t>元</w:t>
-      </w:r>
-      <w:proofErr w:type="gramEnd"/>
-      <w:r>
-        <w:rPr>
-          <w:rFonts w:hint="eastAsia"/>
+        </w:rPr>
+        <w:t>：</w:t>
+      </w:r>
+      <w:r>
+        <w:rPr>
           <w:color w:val="0F0F0F"/>
           <w:szCs w:val="28"/>
-          <w:u w:val="single"/>
-        </w:rPr>
-        <w:t>和</w:t>
-      </w:r>
-      <w:r>
-        <w:rPr>
-          <w:rFonts w:hint="eastAsia"/>
-          <w:color w:val="0F0F0F"/>
-          <w:szCs w:val="28"/>
-        </w:rPr>
-        <w:t>(</w:t>
-      </w:r>
-      <w:r>
-        <w:rPr>
-          <w:rFonts w:hint="eastAsia"/>
-          <w:color w:val="0F0F0F"/>
-          <w:szCs w:val="28"/>
-          <w:u w:val="single"/>
-        </w:rPr>
-        <w:t>唐憲宗</w:t>
-      </w:r>
-      <w:r>
-        <w:rPr>
-          <w:color w:val="0F0F0F"/>
-          <w:szCs w:val="28"/>
-        </w:rPr>
-        <w:t>的年號</w:t>
-      </w:r>
-      <w:r>
-        <w:rPr>
-          <w:rFonts w:hint="eastAsia"/>
-          <w:color w:val="0F0F0F"/>
-          <w:szCs w:val="28"/>
-        </w:rPr>
-        <w:t>)</w:t>
-      </w:r>
-      <w:r>
-        <w:rPr>
-          <w:rFonts w:hint="eastAsia"/>
-          <w:color w:val="0F0F0F"/>
-          <w:szCs w:val="28"/>
-        </w:rPr>
-        <w:t>以後</w:t>
-      </w:r>
-      <w:proofErr w:type="gramStart"/>
-      <w:r>
-        <w:rPr>
-          <w:rFonts w:hint="eastAsia"/>
-          <w:color w:val="0F0F0F"/>
-          <w:szCs w:val="28"/>
-        </w:rPr>
-        <w:t>較</w:t>
-      </w:r>
-      <w:r>
-        <w:rPr>
-          <w:rFonts w:hint="eastAsia"/>
-          <w:color w:val="0F0F0F"/>
-          <w:szCs w:val="28"/>
-        </w:rPr>
-        <w:t>濃闊的</w:t>
-      </w:r>
-      <w:proofErr w:type="gramEnd"/>
-      <w:r>
-        <w:rPr>
-          <w:rFonts w:hint="eastAsia"/>
-          <w:color w:val="0F0F0F"/>
-          <w:szCs w:val="28"/>
-        </w:rPr>
-        <w:t>時新</w:t>
-      </w:r>
-      <w:r>
-        <w:rPr>
-          <w:rFonts w:hint="eastAsia"/>
-          <w:color w:val="0F0F0F"/>
-          <w:szCs w:val="28"/>
-        </w:rPr>
-        <w:t>(當時</w:t>
-      </w:r>
-      <w:r>
-        <w:rPr>
-          <w:rFonts w:hint="eastAsia"/>
-          <w:color w:val="0F0F0F"/>
-          <w:szCs w:val="28"/>
-        </w:rPr>
-        <w:t>流行</w:t>
-      </w:r>
-      <w:r>
-        <w:rPr>
-          <w:rFonts w:hint="eastAsia"/>
-          <w:color w:val="0F0F0F"/>
-          <w:szCs w:val="28"/>
-        </w:rPr>
-        <w:t>)</w:t>
-      </w:r>
-      <w:r>
-        <w:rPr>
-          <w:rFonts w:hint="eastAsia"/>
-          <w:color w:val="0F0F0F"/>
-          <w:szCs w:val="28"/>
-        </w:rPr>
-        <w:t>眉式</w:t>
-      </w:r>
-      <w:r>
-        <w:rPr>
-          <w:rFonts w:hint="eastAsia"/>
-          <w:color w:val="0F0F0F"/>
-          <w:szCs w:val="28"/>
-        </w:rPr>
-        <w:t>「</w:t>
-      </w:r>
-      <w:proofErr w:type="gramStart"/>
-      <w:r>
-        <w:rPr>
-          <w:rFonts w:hint="eastAsia"/>
-          <w:color w:val="0F0F0F"/>
-          <w:szCs w:val="28"/>
-        </w:rPr>
-        <w:t>蛾翅眉</w:t>
-      </w:r>
-      <w:r>
-        <w:rPr>
-          <w:rFonts w:hint="eastAsia"/>
-          <w:color w:val="0F0F0F"/>
-          <w:szCs w:val="28"/>
-        </w:rPr>
-        <w:t>」</w:t>
-      </w:r>
-      <w:proofErr w:type="gramEnd"/>
-      <w:r>
-        <w:rPr>
-          <w:rFonts w:hint="eastAsia"/>
-          <w:color w:val="0F0F0F"/>
-          <w:szCs w:val="28"/>
-        </w:rPr>
-        <w:t>。</w:t>
+        </w:rPr>
+        <w:t>將頭髮挽起、盤在頭頂或腦後所形成的各種髮型梳理形結。</w:t>
       </w:r>
     </w:p>
     <w:p>
@@ -943,7 +455,7 @@
           <w:ilvl w:val="0"/>
           <w:numId w:val="24"/>
         </w:numPr>
-        <w:spacing w:after="0" w:line="440" w:lineRule="exact"/>
+        <w:spacing w:after="0" w:line="360" w:lineRule="exact"/>
         <w:ind w:leftChars="0" w:left="284" w:right="0" w:hanging="284"/>
         <w:jc w:val="both"/>
         <w:rPr>
@@ -951,30 +463,20 @@
           <w:szCs w:val="28"/>
         </w:rPr>
       </w:pPr>
-      <w:proofErr w:type="gramStart"/>
       <w:r>
         <w:rPr>
           <w:rFonts w:hint="eastAsia"/>
           <w:color w:val="0F0F0F"/>
           <w:szCs w:val="28"/>
         </w:rPr>
-        <w:t>弄妝</w:t>
-      </w:r>
-      <w:proofErr w:type="gramEnd"/>
-      <w:r>
-        <w:rPr>
-          <w:rFonts w:hint="eastAsia"/>
+        <w:t>蛾眉：</w:t>
+      </w:r>
+      <w:r>
+        <w:rPr>
           <w:color w:val="0F0F0F"/>
           <w:szCs w:val="28"/>
         </w:rPr>
-        <w:t>：梳妝打扮，</w:t>
-      </w:r>
-      <w:r>
-        <w:rPr>
-          <w:color w:val="0F0F0F"/>
-          <w:szCs w:val="28"/>
-        </w:rPr>
-        <w:t xml:space="preserve"> 修飾儀容。</w:t>
+        <w:t>像蠶蛾觸鬚般細長而彎曲的眉毛，後世常用來借指美麗的女子。</w:t>
       </w:r>
     </w:p>
     <w:p>
@@ -984,7 +486,7 @@
           <w:ilvl w:val="0"/>
           <w:numId w:val="24"/>
         </w:numPr>
-        <w:spacing w:after="0" w:line="440" w:lineRule="exact"/>
+        <w:spacing w:after="0" w:line="360" w:lineRule="exact"/>
         <w:ind w:leftChars="0" w:left="284" w:right="0" w:hanging="284"/>
         <w:jc w:val="both"/>
         <w:rPr>
@@ -998,87 +500,14 @@
           <w:color w:val="0F0F0F"/>
           <w:szCs w:val="28"/>
         </w:rPr>
-        <w:t>羅</w:t>
-      </w:r>
-      <w:proofErr w:type="gramStart"/>
-      <w:r>
-        <w:rPr>
-          <w:rFonts w:hint="eastAsia"/>
+        <w:t>弄妝：</w:t>
+      </w:r>
+      <w:r>
+        <w:rPr>
           <w:color w:val="0F0F0F"/>
           <w:szCs w:val="28"/>
         </w:rPr>
-        <w:t>襦</w:t>
-      </w:r>
-      <w:proofErr w:type="gramEnd"/>
-      <w:r>
-        <w:rPr>
-          <w:rFonts w:hint="eastAsia"/>
-          <w:color w:val="0F0F0F"/>
-          <w:szCs w:val="28"/>
-        </w:rPr>
-        <w:t>(</w:t>
-      </w:r>
-      <w:proofErr w:type="gramStart"/>
-      <w:r>
-        <w:rPr>
-          <w:rFonts w:hint="eastAsia"/>
-          <w:color w:val="FF0000"/>
-          <w:sz w:val="16"/>
-          <w:szCs w:val="16"/>
-        </w:rPr>
-        <w:t>ㄖㄨˊ</w:t>
-      </w:r>
-      <w:proofErr w:type="gramEnd"/>
-      <w:r>
-        <w:rPr>
-          <w:rFonts w:hint="eastAsia"/>
-          <w:color w:val="0F0F0F"/>
-          <w:szCs w:val="28"/>
-        </w:rPr>
-        <w:t>)</w:t>
-      </w:r>
-      <w:r>
-        <w:rPr>
-          <w:rFonts w:hint="eastAsia"/>
-          <w:color w:val="0F0F0F"/>
-          <w:szCs w:val="28"/>
-        </w:rPr>
-        <w:t>：絲綢短襖</w:t>
-      </w:r>
-      <w:r>
-        <w:rPr>
-          <w:rFonts w:hint="eastAsia"/>
-          <w:color w:val="0F0F0F"/>
-          <w:szCs w:val="28"/>
-        </w:rPr>
-        <w:t>(</w:t>
-      </w:r>
-      <w:proofErr w:type="gramStart"/>
-      <w:r>
-        <w:rPr>
-          <w:rFonts w:hint="eastAsia"/>
-          <w:color w:val="FF0000"/>
-          <w:sz w:val="16"/>
-          <w:szCs w:val="16"/>
-        </w:rPr>
-        <w:t>ㄠˇ</w:t>
-      </w:r>
-      <w:proofErr w:type="gramEnd"/>
-      <w:r>
-        <w:rPr>
-          <w:rFonts w:hint="eastAsia"/>
-          <w:color w:val="0F0F0F"/>
-          <w:szCs w:val="28"/>
-        </w:rPr>
-        <w:t>)</w:t>
-      </w:r>
-      <w:r>
-        <w:rPr>
-          <w:rFonts w:hint="eastAsia"/>
-          <w:color w:val="0F0F0F"/>
-          <w:szCs w:val="28"/>
-        </w:rPr>
-        <w:t>。</w:t>
+        <w:t>梳洗、打扮，修飾容容與儀表。</w:t>
       </w:r>
     </w:p>
     <w:p>
@@ -1088,11 +517,10 @@
           <w:ilvl w:val="0"/>
           <w:numId w:val="24"/>
         </w:numPr>
-        <w:spacing w:after="0" w:line="440" w:lineRule="exact"/>
+        <w:spacing w:after="0" w:line="360" w:lineRule="exact"/>
         <w:ind w:leftChars="0" w:left="284" w:right="0" w:hanging="426"/>
         <w:jc w:val="both"/>
         <w:rPr>
-          <w:rFonts w:cs="新細明體"/>
           <w:color w:val="0F0F0F"/>
           <w:szCs w:val="28"/>
         </w:rPr>
@@ -1103,7 +531,7 @@
           <w:color w:val="0F0F0F"/>
           <w:szCs w:val="28"/>
         </w:rPr>
-        <w:t>鷓鴣</w:t>
+        <w:t>羅襦</w:t>
       </w:r>
       <w:r>
         <w:rPr>
@@ -1113,7 +541,6 @@
         </w:rPr>
         <w:t>(</w:t>
       </w:r>
-      <w:proofErr w:type="gramStart"/>
       <w:r>
         <w:rPr>
           <w:rFonts w:hint="eastAsia"/>
@@ -1121,9 +548,64 @@
           <w:sz w:val="16"/>
           <w:szCs w:val="16"/>
         </w:rPr>
-        <w:t>ㄓㄜˋ</w:t>
-      </w:r>
-      <w:proofErr w:type="gramEnd"/>
+        <w:t>ㄖㄨˊ</w:t>
+      </w:r>
+      <w:r>
+        <w:rPr>
+          <w:rFonts w:hint="eastAsia"/>
+          <w:color w:val="0F0F0F"/>
+          <w:szCs w:val="28"/>
+        </w:rPr>
+        <w:t>)</w:t>
+      </w:r>
+      <w:r>
+        <w:rPr>
+          <w:rFonts w:hint="eastAsia"/>
+          <w:color w:val="0F0F0F"/>
+          <w:szCs w:val="28"/>
+        </w:rPr>
+        <w:t>：</w:t>
+      </w:r>
+      <w:r>
+        <w:rPr>
+          <w:color w:val="0F0F0F"/>
+          <w:szCs w:val="28"/>
+        </w:rPr>
+        <w:t>用絲綢（羅）製成的短衣、襦裙。</w:t>
+      </w:r>
+    </w:p>
+    <w:p>
+      <w:pPr>
+        <w:pStyle w:val="a9"/>
+        <w:numPr>
+          <w:ilvl w:val="0"/>
+          <w:numId w:val="24"/>
+        </w:numPr>
+        <w:spacing w:after="0" w:line="360" w:lineRule="exact"/>
+        <w:ind w:leftChars="0" w:left="284" w:right="0" w:hanging="426"/>
+        <w:jc w:val="both"/>
+        <w:rPr>
+          <w:rFonts w:cs="新細明體"/>
+          <w:color w:val="0F0F0F"/>
+          <w:szCs w:val="28"/>
+        </w:rPr>
+      </w:pPr>
+      <w:r>
+        <w:rPr>
+          <w:rFonts w:hint="eastAsia"/>
+          <w:color w:val="0F0F0F"/>
+          <w:szCs w:val="28"/>
+        </w:rPr>
+        <w:t>鷓鴣</w:t>
+      </w:r>
+      <w:r>
+        <w:rPr>
+          <w:rFonts w:hint="eastAsia"/>
+          <w:color w:val="0F0F0F"/>
+          <w:szCs w:val="28"/>
+        </w:rPr>
+        <w:t>(</w:t>
+      </w:r>
       <w:r>
         <w:rPr>
           <w:rFonts w:hint="eastAsia"/>
@@ -1131,19 +613,8 @@
           <w:sz w:val="16"/>
           <w:szCs w:val="16"/>
         </w:rPr>
-        <w:t xml:space="preserve"> </w:t>
-      </w:r>
-      <w:proofErr w:type="gramStart"/>
-      <w:r>
-        <w:rPr>
-          <w:rFonts w:hint="eastAsia"/>
-          <w:color w:val="FF0000"/>
-          <w:sz w:val="16"/>
-          <w:szCs w:val="16"/>
-        </w:rPr>
-        <w:t>ㄍㄨ</w:t>
-      </w:r>
-      <w:proofErr w:type="gramEnd"/>
+        <w:t>ㄓㄜˋ ㄍㄨ</w:t>
+      </w:r>
       <w:r>
         <w:rPr>
           <w:rFonts w:hint="eastAsia"/>
@@ -1158,80 +629,19 @@
           <w:color w:val="0F0F0F"/>
           <w:szCs w:val="28"/>
         </w:rPr>
-        <w:t>：貼繡上去的鷓鴣圖，</w:t>
-      </w:r>
-      <w:proofErr w:type="gramStart"/>
-      <w:r>
-        <w:rPr>
-          <w:rFonts w:hint="eastAsia"/>
+        <w:t>：</w:t>
+      </w:r>
+      <w:r>
+        <w:rPr>
           <w:color w:val="0F0F0F"/>
           <w:szCs w:val="28"/>
         </w:rPr>
-        <w:t>這說的是</w:t>
-      </w:r>
-      <w:proofErr w:type="gramEnd"/>
-      <w:r>
-        <w:rPr>
-          <w:rFonts w:hint="eastAsia"/>
-          <w:color w:val="0F0F0F"/>
-          <w:szCs w:val="28"/>
-        </w:rPr>
-        <w:t>當時的衣飾，就是用金</w:t>
-      </w:r>
-      <w:proofErr w:type="gramStart"/>
-      <w:r>
-        <w:rPr>
-          <w:rFonts w:hint="eastAsia"/>
-          <w:color w:val="0F0F0F"/>
-          <w:szCs w:val="28"/>
-        </w:rPr>
-        <w:t>線繡好花樣</w:t>
-      </w:r>
-      <w:proofErr w:type="gramEnd"/>
-      <w:r>
-        <w:rPr>
-          <w:rFonts w:hint="eastAsia"/>
-          <w:color w:val="0F0F0F"/>
-          <w:szCs w:val="28"/>
-        </w:rPr>
-        <w:t>，再繡貼在衣服上，謂之</w:t>
-      </w:r>
-      <w:r>
-        <w:rPr>
-          <w:rFonts w:hint="eastAsia"/>
-          <w:color w:val="0F0F0F"/>
-          <w:szCs w:val="28"/>
-        </w:rPr>
-        <w:t>「</w:t>
-      </w:r>
-      <w:r>
-        <w:rPr>
-          <w:rFonts w:hint="eastAsia"/>
-          <w:color w:val="0F0F0F"/>
-          <w:szCs w:val="28"/>
-        </w:rPr>
-        <w:t>貼金</w:t>
-      </w:r>
-      <w:r>
-        <w:rPr>
-          <w:rFonts w:hint="eastAsia"/>
-          <w:color w:val="0F0F0F"/>
-          <w:szCs w:val="28"/>
-        </w:rPr>
-        <w:t>」</w:t>
-      </w:r>
-      <w:r>
-        <w:rPr>
-          <w:rFonts w:hint="eastAsia"/>
-          <w:color w:val="0F0F0F"/>
-          <w:szCs w:val="28"/>
-        </w:rPr>
-        <w:t>。</w:t>
+        <w:t>在此處指衣物或羅襦上所刺繡、裝飾的鷓鴣鳥圖案。</w:t>
       </w:r>
     </w:p>
     <w:p>
       <w:pPr>
-        <w:spacing w:beforeLines="50" w:before="120" w:after="0" w:line="400" w:lineRule="exact"/>
+        <w:spacing w:beforeLines="50" w:before="120" w:after="0" w:line="440" w:lineRule="exact"/>
         <w:ind w:left="0" w:right="0" w:firstLine="0"/>
       </w:pPr>
       <w:r>
@@ -1249,7 +659,7 @@
     </w:p>
     <w:p>
       <w:pPr>
-        <w:spacing w:after="0" w:line="440" w:lineRule="exact"/>
+        <w:spacing w:after="0" w:line="360" w:lineRule="exact"/>
         <w:ind w:left="0" w:right="0" w:firstLine="0"/>
         <w:jc w:val="both"/>
         <w:rPr>
@@ -1289,7 +699,7 @@
     </w:p>
     <w:p>
       <w:pPr>
-        <w:spacing w:after="0" w:line="440" w:lineRule="exact"/>
+        <w:spacing w:after="0" w:line="360" w:lineRule="exact"/>
         <w:ind w:left="0" w:right="0" w:firstLine="0"/>
         <w:jc w:val="both"/>
         <w:rPr>
@@ -1304,15 +714,7 @@
         <w:t xml:space="preserve">    </w:t>
       </w:r>
       <w:r>
-        <w:t>在鏡前梳妝，花飾與容顏在</w:t>
-      </w:r>
-      <w:proofErr w:type="gramStart"/>
-      <w:r>
-        <w:t>前後鏡</w:t>
-      </w:r>
-      <w:proofErr w:type="gramEnd"/>
-      <w:r>
-        <w:t>中互相</w:t>
+        <w:t>在鏡前梳妝，花飾與容顏在前後鏡中互相</w:t>
       </w:r>
       <w:r>
         <w:rPr>
@@ -1334,7 +736,7 @@
     </w:p>
     <w:p>
       <w:pPr>
-        <w:spacing w:beforeLines="50" w:before="120" w:after="0" w:line="400" w:lineRule="exact"/>
+        <w:spacing w:beforeLines="50" w:before="120" w:after="0" w:line="440" w:lineRule="exact"/>
         <w:ind w:left="0" w:right="0" w:firstLine="0"/>
         <w:rPr>
           <w:sz w:val="32"/>
@@ -1354,7 +756,7 @@
     </w:p>
     <w:p>
       <w:pPr>
-        <w:spacing w:after="0" w:line="440" w:lineRule="exact"/>
+        <w:spacing w:after="0" w:line="360" w:lineRule="exact"/>
         <w:ind w:left="-6" w:right="0" w:hanging="11"/>
         <w:jc w:val="both"/>
         <w:rPr>
@@ -1381,76 +783,28 @@
           <w:rFonts w:hint="eastAsia"/>
           <w:szCs w:val="28"/>
         </w:rPr>
-        <w:t>的《菩薩蠻》共有四首，</w:t>
-      </w:r>
-      <w:proofErr w:type="gramStart"/>
-      <w:r>
-        <w:rPr>
-          <w:rFonts w:hint="eastAsia"/>
-          <w:szCs w:val="28"/>
-        </w:rPr>
-        <w:t>此詞為</w:t>
-      </w:r>
-      <w:proofErr w:type="gramEnd"/>
-      <w:r>
-        <w:rPr>
-          <w:rFonts w:hint="eastAsia"/>
-          <w:szCs w:val="28"/>
-        </w:rPr>
-        <w:t>其首篇，亦是「花</w:t>
-      </w:r>
-      <w:proofErr w:type="gramStart"/>
-      <w:r>
-        <w:rPr>
-          <w:rFonts w:hint="eastAsia"/>
-          <w:szCs w:val="28"/>
-        </w:rPr>
-        <w:t>間派」詞風</w:t>
-      </w:r>
-      <w:proofErr w:type="gramEnd"/>
-      <w:r>
-        <w:rPr>
-          <w:rFonts w:hint="eastAsia"/>
-          <w:szCs w:val="28"/>
-        </w:rPr>
-        <w:t>的典範之作。</w:t>
-      </w:r>
-      <w:proofErr w:type="gramStart"/>
-      <w:r>
-        <w:rPr>
-          <w:rFonts w:hint="eastAsia"/>
-          <w:szCs w:val="28"/>
-        </w:rPr>
-        <w:t>全詞以</w:t>
-      </w:r>
-      <w:proofErr w:type="gramEnd"/>
-      <w:r>
-        <w:rPr>
-          <w:rFonts w:hint="eastAsia"/>
-          <w:szCs w:val="28"/>
-        </w:rPr>
-        <w:t>細膩的筆觸，描繪了一位深閨女子晨起梳妝的過程，將奢華的物象與深</w:t>
-      </w:r>
-      <w:proofErr w:type="gramStart"/>
-      <w:r>
-        <w:rPr>
-          <w:rFonts w:hint="eastAsia"/>
-          <w:szCs w:val="28"/>
-        </w:rPr>
-        <w:t>沉</w:t>
-      </w:r>
-      <w:proofErr w:type="gramEnd"/>
-      <w:r>
-        <w:rPr>
-          <w:rFonts w:hint="eastAsia"/>
-          <w:szCs w:val="28"/>
-        </w:rPr>
-        <w:t>的孤寂交織，展現了極高的藝術感染力。</w:t>
+        <w:t>的《菩薩蠻》共有四首，此詞為其首篇，亦是「</w:t>
+      </w:r>
+      <w:hyperlink r:id="rId12" w:history="1">
+        <w:r>
+          <w:rPr>
+            <w:rStyle w:val="a7"/>
+            <w:szCs w:val="28"/>
+          </w:rPr>
+          <w:t>花間派</w:t>
+        </w:r>
+      </w:hyperlink>
+      <w:r>
+        <w:rPr>
+          <w:rFonts w:hint="eastAsia"/>
+          <w:szCs w:val="28"/>
+        </w:rPr>
+        <w:t>」詞風的典範之作。全詞以細膩的筆觸，描繪了一位深閨女子晨起梳妝的過程，將奢華的物象與深沉的孤寂交織，展現了極高的藝術感染力。</w:t>
       </w:r>
     </w:p>
     <w:p>
       <w:pPr>
-        <w:spacing w:after="0" w:line="440" w:lineRule="exact"/>
+        <w:spacing w:after="0" w:line="360" w:lineRule="exact"/>
         <w:ind w:left="-6" w:right="0" w:hanging="11"/>
         <w:jc w:val="both"/>
         <w:rPr>
@@ -1464,37 +818,12 @@
         </w:rPr>
         <w:t xml:space="preserve">    </w:t>
       </w:r>
-      <w:proofErr w:type="gramStart"/>
-      <w:r>
-        <w:rPr>
-          <w:rFonts w:hint="eastAsia"/>
-          <w:szCs w:val="28"/>
-        </w:rPr>
-        <w:t>詞作開篇</w:t>
-      </w:r>
-      <w:proofErr w:type="gramEnd"/>
-      <w:r>
-        <w:rPr>
-          <w:rFonts w:hint="eastAsia"/>
-          <w:szCs w:val="28"/>
-        </w:rPr>
-        <w:t>以「小山重疊金明滅，</w:t>
-      </w:r>
-      <w:proofErr w:type="gramStart"/>
-      <w:r>
-        <w:rPr>
-          <w:rFonts w:hint="eastAsia"/>
-          <w:szCs w:val="28"/>
-        </w:rPr>
-        <w:t>鬢雲欲度香腮雪</w:t>
-      </w:r>
-      <w:proofErr w:type="gramEnd"/>
-      <w:r>
-        <w:rPr>
-          <w:rFonts w:hint="eastAsia"/>
-          <w:szCs w:val="28"/>
-        </w:rPr>
-        <w:t>」二句，</w:t>
+      <w:r>
+        <w:rPr>
+          <w:rFonts w:hint="eastAsia"/>
+          <w:szCs w:val="28"/>
+        </w:rPr>
+        <w:t>詞作開篇以「小山重疊金明滅，鬢雲欲度香腮雪」二句，</w:t>
       </w:r>
       <w:r>
         <w:rPr>
@@ -1505,7 +834,6 @@
         </w:rPr>
         <w:t>寥寥</w:t>
       </w:r>
-      <w:proofErr w:type="gramStart"/>
       <w:r>
         <w:rPr>
           <w:rFonts w:hint="eastAsia"/>
@@ -1522,45 +850,12 @@
         </w:rPr>
         <w:t>勾勒</w:t>
       </w:r>
-      <w:proofErr w:type="gramEnd"/>
-      <w:r>
-        <w:rPr>
-          <w:rFonts w:hint="eastAsia"/>
-          <w:szCs w:val="28"/>
-        </w:rPr>
-        <w:t>出一幅極具視覺張力的</w:t>
-      </w:r>
-      <w:proofErr w:type="gramStart"/>
-      <w:r>
-        <w:rPr>
-          <w:rFonts w:hint="eastAsia"/>
-          <w:szCs w:val="28"/>
-        </w:rPr>
-        <w:t>富麗晨景</w:t>
-      </w:r>
-      <w:proofErr w:type="gramEnd"/>
-      <w:r>
-        <w:rPr>
-          <w:rFonts w:hint="eastAsia"/>
-          <w:szCs w:val="28"/>
-        </w:rPr>
-        <w:t>。畫屏上重疊的</w:t>
-      </w:r>
-      <w:proofErr w:type="gramStart"/>
-      <w:r>
-        <w:rPr>
-          <w:rFonts w:hint="eastAsia"/>
-          <w:szCs w:val="28"/>
-        </w:rPr>
-        <w:t>山水紋樣</w:t>
-      </w:r>
-      <w:proofErr w:type="gramEnd"/>
-      <w:r>
-        <w:rPr>
-          <w:rFonts w:hint="eastAsia"/>
-          <w:szCs w:val="28"/>
-        </w:rPr>
-        <w:t>，</w:t>
+      <w:r>
+        <w:rPr>
+          <w:rFonts w:hint="eastAsia"/>
+          <w:szCs w:val="28"/>
+        </w:rPr>
+        <w:t>出一幅極具視覺張力的富麗晨景。畫屏上重疊的山水紋樣，</w:t>
       </w:r>
       <w:r>
         <w:rPr>
@@ -1576,24 +871,7 @@
           <w:rFonts w:hint="eastAsia"/>
           <w:szCs w:val="28"/>
         </w:rPr>
-        <w:t>是女子額上微微隆起的</w:t>
-      </w:r>
-      <w:proofErr w:type="gramStart"/>
-      <w:r>
-        <w:rPr>
-          <w:rFonts w:hint="eastAsia"/>
-          <w:szCs w:val="28"/>
-        </w:rPr>
-        <w:lastRenderedPageBreak/>
-        <w:t>眉黛，</w:t>
-      </w:r>
-      <w:proofErr w:type="gramEnd"/>
-      <w:r>
-        <w:rPr>
-          <w:rFonts w:hint="eastAsia"/>
-          <w:szCs w:val="28"/>
-        </w:rPr>
-        <w:t>皆在此處化為「小山」的隱喻，無論意指何者，都在無形中暗示了閨閣空間的幽閉與</w:t>
+        <w:t>是女子額上微微隆起的眉黛，皆在此處化為「小山」的隱喻，無論意指何者，都在無形中暗示了閨閣空間的幽閉與</w:t>
       </w:r>
       <w:r>
         <w:rPr>
@@ -1609,63 +887,7 @@
           <w:rFonts w:hint="eastAsia"/>
           <w:szCs w:val="28"/>
         </w:rPr>
-        <w:t>。此時，晨曦初露，透過</w:t>
-      </w:r>
-      <w:proofErr w:type="gramStart"/>
-      <w:r>
-        <w:rPr>
-          <w:rFonts w:hint="eastAsia"/>
-          <w:szCs w:val="28"/>
-        </w:rPr>
-        <w:t>簾幔的縫隙</w:t>
-      </w:r>
-      <w:proofErr w:type="gramEnd"/>
-      <w:r>
-        <w:rPr>
-          <w:rFonts w:hint="eastAsia"/>
-          <w:szCs w:val="28"/>
-        </w:rPr>
-        <w:t>灑落</w:t>
-      </w:r>
-      <w:proofErr w:type="gramStart"/>
-      <w:r>
-        <w:rPr>
-          <w:rFonts w:hint="eastAsia"/>
-          <w:szCs w:val="28"/>
-        </w:rPr>
-        <w:t>在金泥裝飾</w:t>
-      </w:r>
-      <w:proofErr w:type="gramEnd"/>
-      <w:r>
-        <w:rPr>
-          <w:rFonts w:hint="eastAsia"/>
-          <w:szCs w:val="28"/>
-        </w:rPr>
-        <w:t>的屏風或</w:t>
-      </w:r>
-      <w:proofErr w:type="gramStart"/>
-      <w:r>
-        <w:rPr>
-          <w:rFonts w:hint="eastAsia"/>
-          <w:szCs w:val="28"/>
-        </w:rPr>
-        <w:t>女子鬢邊的</w:t>
-      </w:r>
-      <w:proofErr w:type="gramEnd"/>
-      <w:r>
-        <w:rPr>
-          <w:rFonts w:hint="eastAsia"/>
-          <w:szCs w:val="28"/>
-        </w:rPr>
-        <w:t>金釵上，光影搖曳間「金明滅」地閃爍著，瞬間營造出迷離而朦朧的氛圍。在這一</w:t>
-      </w:r>
-      <w:proofErr w:type="gramStart"/>
-      <w:r>
-        <w:rPr>
-          <w:rFonts w:hint="eastAsia"/>
-          <w:szCs w:val="28"/>
-        </w:rPr>
-        <w:t>片</w:t>
+        <w:t>。此時，晨曦初露，透過簾幔的縫隙灑落在金泥裝飾的屏風或女子鬢邊的金釵上，光影搖曳間「金明滅」地閃爍著，瞬間營造出迷離而朦朧的氛圍。在這一片</w:t>
       </w:r>
       <w:r>
         <w:rPr>
@@ -1681,55 +903,7 @@
           <w:rFonts w:hint="eastAsia"/>
           <w:szCs w:val="28"/>
         </w:rPr>
-        <w:t>中</w:t>
-      </w:r>
-      <w:proofErr w:type="gramEnd"/>
-      <w:r>
-        <w:rPr>
-          <w:rFonts w:hint="eastAsia"/>
-          <w:szCs w:val="28"/>
-        </w:rPr>
-        <w:t>，女子的容顏</w:t>
-      </w:r>
-      <w:proofErr w:type="gramStart"/>
-      <w:r>
-        <w:rPr>
-          <w:rFonts w:hint="eastAsia"/>
-          <w:szCs w:val="28"/>
-        </w:rPr>
-        <w:t>更顯嬌俏</w:t>
-      </w:r>
-      <w:proofErr w:type="gramEnd"/>
-      <w:r>
-        <w:rPr>
-          <w:rFonts w:hint="eastAsia"/>
-          <w:szCs w:val="28"/>
-        </w:rPr>
-        <w:t>：那如烏雲般蓬鬆的「</w:t>
-      </w:r>
-      <w:proofErr w:type="gramStart"/>
-      <w:r>
-        <w:rPr>
-          <w:rFonts w:hint="eastAsia"/>
-          <w:szCs w:val="28"/>
-        </w:rPr>
-        <w:t>鬢雲</w:t>
-      </w:r>
-      <w:proofErr w:type="gramEnd"/>
-      <w:r>
-        <w:rPr>
-          <w:rFonts w:hint="eastAsia"/>
-          <w:szCs w:val="28"/>
-        </w:rPr>
-        <w:t>」，</w:t>
-      </w:r>
-      <w:proofErr w:type="gramStart"/>
-      <w:r>
-        <w:rPr>
-          <w:rFonts w:hint="eastAsia"/>
-          <w:szCs w:val="28"/>
-        </w:rPr>
-        <w:t>與如白雪般</w:t>
+        <w:t>中，女子的容顏更顯嬌俏：那如烏雲般蓬鬆的「鬢雲」，與如白雪般</w:t>
       </w:r>
       <w:r>
         <w:rPr>
@@ -1738,9 +912,15 @@
           <w:bCs/>
           <w:szCs w:val="28"/>
         </w:rPr>
-        <w:t>瑩</w:t>
-      </w:r>
-      <w:proofErr w:type="gramEnd"/>
+        <w:t>瑩潤</w:t>
+      </w:r>
+      <w:r>
+        <w:rPr>
+          <w:rFonts w:hint="eastAsia"/>
+          <w:szCs w:val="28"/>
+        </w:rPr>
+        <w:t>的「香腮」交相輝映，黑白分明的色彩對比，不僅精準地傳達了女子的嬌豔動人，更完美體現了花間詞派「艷而不俗、濃麗</w:t>
+      </w:r>
       <w:r>
         <w:rPr>
           <w:rFonts w:hint="eastAsia"/>
@@ -1748,48 +928,39 @@
           <w:bCs/>
           <w:szCs w:val="28"/>
         </w:rPr>
-        <w:t>潤</w:t>
-      </w:r>
-      <w:r>
-        <w:rPr>
-          <w:rFonts w:hint="eastAsia"/>
-          <w:szCs w:val="28"/>
-        </w:rPr>
-        <w:t>的「香腮」交相輝映，黑白分明的色彩對比，不僅精</w:t>
-      </w:r>
-      <w:proofErr w:type="gramStart"/>
-      <w:r>
-        <w:rPr>
-          <w:rFonts w:hint="eastAsia"/>
-          <w:szCs w:val="28"/>
-        </w:rPr>
-        <w:t>準</w:t>
-      </w:r>
-      <w:proofErr w:type="gramEnd"/>
-      <w:r>
-        <w:rPr>
-          <w:rFonts w:hint="eastAsia"/>
-          <w:szCs w:val="28"/>
-        </w:rPr>
-        <w:t>地傳達了女子的嬌豔動人，更完美體現了花</w:t>
-      </w:r>
-      <w:proofErr w:type="gramStart"/>
-      <w:r>
-        <w:rPr>
-          <w:rFonts w:hint="eastAsia"/>
-          <w:szCs w:val="28"/>
-        </w:rPr>
-        <w:t>間詞派「艷</w:t>
-      </w:r>
-      <w:proofErr w:type="gramEnd"/>
-      <w:r>
-        <w:rPr>
-          <w:rFonts w:hint="eastAsia"/>
-          <w:szCs w:val="28"/>
-        </w:rPr>
-        <w:t>而不俗、濃麗</w:t>
-      </w:r>
-      <w:proofErr w:type="gramStart"/>
+        <w:t>穠華</w:t>
+      </w:r>
+      <w:r>
+        <w:rPr>
+          <w:rFonts w:hint="eastAsia"/>
+          <w:szCs w:val="28"/>
+        </w:rPr>
+        <w:t>」的獨特美學。</w:t>
+      </w:r>
+    </w:p>
+    <w:p>
+      <w:pPr>
+        <w:spacing w:after="0" w:line="360" w:lineRule="exact"/>
+        <w:ind w:left="-6" w:right="0" w:hanging="11"/>
+        <w:jc w:val="both"/>
+        <w:rPr>
+          <w:szCs w:val="28"/>
+        </w:rPr>
+      </w:pPr>
+      <w:r>
+        <w:rPr>
+          <w:rFonts w:hint="eastAsia"/>
+          <w:szCs w:val="28"/>
+        </w:rPr>
+        <w:t xml:space="preserve">    </w:t>
+      </w:r>
+      <w:r>
+        <w:rPr>
+          <w:rFonts w:hint="eastAsia"/>
+          <w:szCs w:val="28"/>
+        </w:rPr>
+        <w:t>詞的</w:t>
+      </w:r>
       <w:r>
         <w:rPr>
           <w:rFonts w:hint="eastAsia"/>
@@ -1797,9 +968,15 @@
           <w:bCs/>
           <w:szCs w:val="28"/>
         </w:rPr>
-        <w:t>穠</w:t>
-      </w:r>
-      <w:proofErr w:type="gramEnd"/>
+        <w:t>精髓</w:t>
+      </w:r>
+      <w:r>
+        <w:rPr>
+          <w:rFonts w:hint="eastAsia"/>
+          <w:szCs w:val="28"/>
+        </w:rPr>
+        <w:t>在於「懶起畫蛾眉，弄妝梳洗遲」。這兩句寫的並非動作，而是心理狀態。為何「懶」？為何「遲」？在深宮或閨閣之中，即便擁有</w:t>
+      </w:r>
       <w:r>
         <w:rPr>
           <w:rFonts w:hint="eastAsia"/>
@@ -1807,19 +984,32 @@
           <w:bCs/>
           <w:szCs w:val="28"/>
         </w:rPr>
-        <w:t>華</w:t>
-      </w:r>
-      <w:r>
-        <w:rPr>
-          <w:rFonts w:hint="eastAsia"/>
-          <w:szCs w:val="28"/>
-        </w:rPr>
-        <w:t>」的獨特美學。</w:t>
+        <w:t>錦衣玉食</w:t>
+      </w:r>
+      <w:r>
+        <w:rPr>
+          <w:rFonts w:hint="eastAsia"/>
+          <w:szCs w:val="28"/>
+        </w:rPr>
+        <w:t>與精緻妝容</w:t>
+      </w:r>
+      <w:r>
+        <w:rPr>
+          <w:szCs w:val="28"/>
+        </w:rPr>
+        <w:br/>
+      </w:r>
+      <w:r>
+        <w:rPr>
+          <w:rFonts w:hint="eastAsia"/>
+          <w:szCs w:val="28"/>
+        </w:rPr>
+        <w:t>，卻無心儀之人欣賞，這種「裝飾」便失去了意義。</w:t>
       </w:r>
     </w:p>
     <w:p>
       <w:pPr>
-        <w:spacing w:after="0" w:line="440" w:lineRule="exact"/>
+        <w:spacing w:after="0" w:line="360" w:lineRule="exact"/>
         <w:ind w:left="-6" w:right="0" w:hanging="11"/>
         <w:jc w:val="both"/>
         <w:rPr>
@@ -1831,6 +1021,7 @@
           <w:rFonts w:hint="eastAsia"/>
           <w:szCs w:val="28"/>
         </w:rPr>
+        <w:lastRenderedPageBreak/>
         <w:t xml:space="preserve">    </w:t>
       </w:r>
       <w:r>
@@ -1838,7 +1029,7 @@
           <w:rFonts w:hint="eastAsia"/>
           <w:szCs w:val="28"/>
         </w:rPr>
-        <w:t>詞的</w:t>
+        <w:t>這種遲緩的動作，精準地傳達出女子對生活</w:t>
       </w:r>
       <w:r>
         <w:rPr>
@@ -1847,62 +1038,62 @@
           <w:bCs/>
           <w:szCs w:val="28"/>
         </w:rPr>
-        <w:t>精髓</w:t>
-      </w:r>
-      <w:r>
-        <w:rPr>
-          <w:rFonts w:hint="eastAsia"/>
-          <w:szCs w:val="28"/>
-        </w:rPr>
-        <w:t>在於「</w:t>
-      </w:r>
-      <w:proofErr w:type="gramStart"/>
-      <w:r>
-        <w:rPr>
-          <w:rFonts w:hint="eastAsia"/>
-          <w:szCs w:val="28"/>
-        </w:rPr>
-        <w:t>懶起畫</w:t>
-      </w:r>
-      <w:proofErr w:type="gramEnd"/>
-      <w:r>
-        <w:rPr>
-          <w:rFonts w:hint="eastAsia"/>
-          <w:szCs w:val="28"/>
-        </w:rPr>
-        <w:t>蛾眉，</w:t>
-      </w:r>
-      <w:proofErr w:type="gramStart"/>
-      <w:r>
-        <w:rPr>
-          <w:rFonts w:hint="eastAsia"/>
-          <w:szCs w:val="28"/>
-        </w:rPr>
-        <w:t>弄妝梳洗</w:t>
-      </w:r>
-      <w:proofErr w:type="gramEnd"/>
-      <w:r>
-        <w:rPr>
-          <w:rFonts w:hint="eastAsia"/>
-          <w:szCs w:val="28"/>
-        </w:rPr>
-        <w:t>遲」。這兩句寫的並非動作，而是心理狀態。為何「懶」？為何「遲」？在</w:t>
-      </w:r>
-      <w:proofErr w:type="gramStart"/>
-      <w:r>
-        <w:rPr>
-          <w:rFonts w:hint="eastAsia"/>
-          <w:szCs w:val="28"/>
-        </w:rPr>
-        <w:t>深宮或閨閣</w:t>
-      </w:r>
-      <w:proofErr w:type="gramEnd"/>
-      <w:r>
-        <w:rPr>
-          <w:rFonts w:hint="eastAsia"/>
-          <w:szCs w:val="28"/>
-        </w:rPr>
-        <w:t>之中，即便擁有</w:t>
+        <w:t>百無聊賴</w:t>
+      </w:r>
+      <w:r>
+        <w:rPr>
+          <w:rFonts w:hint="eastAsia"/>
+          <w:szCs w:val="28"/>
+        </w:rPr>
+        <w:t>、對未來感到茫然的深層心理。美麗成為了一種負擔，梳妝的過程反而成了與時間消磨的無奈手段。</w:t>
+      </w:r>
+    </w:p>
+    <w:p>
+      <w:pPr>
+        <w:spacing w:after="0" w:line="360" w:lineRule="exact"/>
+        <w:ind w:left="-6" w:right="0" w:hanging="11"/>
+        <w:jc w:val="both"/>
+        <w:rPr>
+          <w:szCs w:val="28"/>
+        </w:rPr>
+      </w:pPr>
+      <w:r>
+        <w:rPr>
+          <w:rFonts w:hint="eastAsia"/>
+          <w:szCs w:val="28"/>
+        </w:rPr>
+        <w:t xml:space="preserve">    </w:t>
+      </w:r>
+      <w:r>
+        <w:rPr>
+          <w:rFonts w:hint="eastAsia"/>
+          <w:szCs w:val="28"/>
+        </w:rPr>
+        <w:t>「照花前後鏡，花面交相映」不僅是寫實，更是心理投射。鏡中花影與容顏交錯，看似自賞，實則是在空蕩的環境中尋找回應。這種「花」與「面」的疊合，加劇了環境的壓抑與自我的孤寂。</w:t>
+      </w:r>
+    </w:p>
+    <w:p>
+      <w:pPr>
+        <w:spacing w:after="0" w:line="360" w:lineRule="exact"/>
+        <w:ind w:left="-6" w:right="0" w:hanging="11"/>
+        <w:jc w:val="both"/>
+        <w:rPr>
+          <w:szCs w:val="28"/>
+        </w:rPr>
+      </w:pPr>
+      <w:r>
+        <w:rPr>
+          <w:rFonts w:hint="eastAsia"/>
+          <w:szCs w:val="28"/>
+        </w:rPr>
+        <w:t xml:space="preserve">    </w:t>
+      </w:r>
+      <w:r>
+        <w:rPr>
+          <w:rFonts w:hint="eastAsia"/>
+          <w:szCs w:val="28"/>
+        </w:rPr>
+        <w:t>詞的結尾「新帖繡羅襦，雙雙金鷓鴣」無疑是全詞的最為神來之筆。那「新帖」在羅襦上的金絲綉片，閃耀著奪目的光彩，象徵著女子極其華美精緻的外在生活；然而，詞人卻在最繁華處落筆，巧妙地利用服飾上的圖案作了最深沉的</w:t>
       </w:r>
       <w:r>
         <w:rPr>
@@ -1911,30 +1102,46 @@
           <w:bCs/>
           <w:szCs w:val="28"/>
         </w:rPr>
-        <w:t>錦衣玉食</w:t>
-      </w:r>
-      <w:r>
-        <w:rPr>
-          <w:rFonts w:hint="eastAsia"/>
-          <w:szCs w:val="28"/>
-        </w:rPr>
-        <w:t>與</w:t>
-      </w:r>
-      <w:proofErr w:type="gramStart"/>
-      <w:r>
-        <w:rPr>
-          <w:rFonts w:hint="eastAsia"/>
-          <w:szCs w:val="28"/>
-        </w:rPr>
-        <w:t>精緻妝</w:t>
-      </w:r>
-      <w:proofErr w:type="gramEnd"/>
-      <w:r>
-        <w:rPr>
-          <w:rFonts w:hint="eastAsia"/>
-          <w:szCs w:val="28"/>
-        </w:rPr>
-        <w:t>容</w:t>
+        <w:t>反襯</w:t>
+      </w:r>
+      <w:r>
+        <w:rPr>
+          <w:rFonts w:hint="eastAsia"/>
+          <w:szCs w:val="28"/>
+        </w:rPr>
+        <w:t>。繡品上那成雙成對、</w:t>
+      </w:r>
+      <w:r>
+        <w:rPr>
+          <w:rFonts w:hint="eastAsia"/>
+          <w:b/>
+          <w:bCs/>
+          <w:szCs w:val="28"/>
+        </w:rPr>
+        <w:t>繾綣</w:t>
+      </w:r>
+      <w:r>
+        <w:rPr>
+          <w:rFonts w:hint="eastAsia"/>
+          <w:szCs w:val="28"/>
+        </w:rPr>
+        <w:t>依偎的金鷓鴣，與現實中形單影隻、孤寂無依的女子形成了</w:t>
+      </w:r>
+      <w:r>
+        <w:rPr>
+          <w:rFonts w:hint="eastAsia"/>
+          <w:b/>
+          <w:bCs/>
+          <w:szCs w:val="28"/>
+        </w:rPr>
+        <w:t>觸目驚心</w:t>
+      </w:r>
+      <w:r>
+        <w:rPr>
+          <w:rFonts w:hint="eastAsia"/>
+          <w:szCs w:val="28"/>
+        </w:rPr>
+        <w:t>的強烈對比。這種「以樂景寫哀」的手法，不僅無限深化了深閨的孤獨主題</w:t>
       </w:r>
       <w:r>
         <w:rPr>
@@ -1947,12 +1154,42 @@
           <w:rFonts w:hint="eastAsia"/>
           <w:szCs w:val="28"/>
         </w:rPr>
-        <w:t>，卻無心儀之人欣賞，這種「裝飾」便失去了意義。</w:t>
+        <w:t>，更為全詞著上一層</w:t>
+      </w:r>
+      <w:r>
+        <w:rPr>
+          <w:rFonts w:hint="eastAsia"/>
+          <w:b/>
+          <w:bCs/>
+          <w:szCs w:val="28"/>
+        </w:rPr>
+        <w:t>隱晦</w:t>
+      </w:r>
+      <w:r>
+        <w:rPr>
+          <w:rFonts w:hint="eastAsia"/>
+          <w:szCs w:val="28"/>
+        </w:rPr>
+        <w:t>而綿長的悲劇色彩</w:t>
+      </w:r>
+      <w:r>
+        <w:rPr>
+          <w:rFonts w:hint="eastAsia"/>
+          <w:szCs w:val="28"/>
+        </w:rPr>
+        <w:t>--</w:t>
+      </w:r>
+      <w:r>
+        <w:rPr>
+          <w:rFonts w:hint="eastAsia"/>
+          <w:szCs w:val="28"/>
+        </w:rPr>
+        <w:t>她所能擁有的，終究僅僅是華服物象上冰冷的「雙」，而非生命現實中溫熱的「伴」，留白處盡是無可奈何的淒涼。</w:t>
       </w:r>
     </w:p>
     <w:p>
       <w:pPr>
-        <w:spacing w:after="0" w:line="440" w:lineRule="exact"/>
+        <w:spacing w:after="0" w:line="360" w:lineRule="exact"/>
         <w:ind w:left="-6" w:right="0" w:hanging="11"/>
         <w:jc w:val="both"/>
         <w:rPr>
@@ -1968,415 +1205,41 @@
       </w:r>
       <w:r>
         <w:rPr>
-          <w:rFonts w:hint="eastAsia"/>
-          <w:szCs w:val="28"/>
-        </w:rPr>
-        <w:t>這種遲緩的動作，精</w:t>
-      </w:r>
-      <w:proofErr w:type="gramStart"/>
-      <w:r>
-        <w:rPr>
-          <w:rFonts w:hint="eastAsia"/>
-          <w:szCs w:val="28"/>
-        </w:rPr>
-        <w:t>準</w:t>
-      </w:r>
-      <w:proofErr w:type="gramEnd"/>
-      <w:r>
-        <w:rPr>
-          <w:rFonts w:hint="eastAsia"/>
-          <w:szCs w:val="28"/>
-        </w:rPr>
-        <w:t>地傳達出女子對生活</w:t>
-      </w:r>
-      <w:r>
-        <w:rPr>
-          <w:rFonts w:hint="eastAsia"/>
+          <w:u w:val="single"/>
+        </w:rPr>
+        <w:t>溫庭筠</w:t>
+      </w:r>
+      <w:r>
+        <w:t>以極度</w:t>
+      </w:r>
+      <w:r>
+        <w:rPr>
           <w:b/>
           <w:bCs/>
-          <w:szCs w:val="28"/>
-        </w:rPr>
-        <w:t>百無聊賴</w:t>
-      </w:r>
-      <w:r>
-        <w:rPr>
-          <w:rFonts w:hint="eastAsia"/>
-          <w:szCs w:val="28"/>
-        </w:rPr>
-        <w:t>、對未來感到茫然的深層心理。美麗成為了一種負擔，梳妝的過程反而成了與時間消磨的無奈手段。</w:t>
+        </w:rPr>
+        <w:t>凝練</w:t>
+      </w:r>
+      <w:r>
+        <w:t>的語言，完成了「以色寫情」的極致。這首詞之所以能流傳千古，不僅是因為它描繪了極致的美麗，更是因為那美麗背後所包裹的、無人訴說的深沉哀愁。它不是單純的閨怨，而是一種對生命虛無感的敏銳捕捉，透過華麗的表象，直抵孤寂的靈魂深處。</w:t>
       </w:r>
     </w:p>
     <w:p>
       <w:pPr>
-        <w:spacing w:after="0" w:line="440" w:lineRule="exact"/>
-        <w:ind w:left="-6" w:right="0" w:hanging="11"/>
-        <w:jc w:val="both"/>
-        <w:rPr>
-          <w:szCs w:val="28"/>
-        </w:rPr>
-      </w:pPr>
-      <w:r>
-        <w:rPr>
-          <w:rFonts w:hint="eastAsia"/>
-          <w:szCs w:val="28"/>
-        </w:rPr>
-        <w:t xml:space="preserve">    </w:t>
-      </w:r>
-      <w:r>
-        <w:rPr>
-          <w:rFonts w:hint="eastAsia"/>
-          <w:szCs w:val="28"/>
-        </w:rPr>
-        <w:t>「</w:t>
-      </w:r>
-      <w:proofErr w:type="gramStart"/>
-      <w:r>
-        <w:rPr>
-          <w:rFonts w:hint="eastAsia"/>
-          <w:szCs w:val="28"/>
-        </w:rPr>
-        <w:t>照花前後鏡，花面</w:t>
-      </w:r>
-      <w:proofErr w:type="gramEnd"/>
-      <w:r>
-        <w:rPr>
-          <w:rFonts w:hint="eastAsia"/>
-          <w:szCs w:val="28"/>
-        </w:rPr>
-        <w:t>交相映」不僅是寫實，更是心理投射。鏡中花影與容顏交錯，看似自賞，實則是在空蕩的環境中尋找回應。這種「花」與「面」</w:t>
-      </w:r>
-      <w:proofErr w:type="gramStart"/>
-      <w:r>
-        <w:rPr>
-          <w:rFonts w:hint="eastAsia"/>
-          <w:szCs w:val="28"/>
-        </w:rPr>
-        <w:t>的疊合</w:t>
-      </w:r>
-      <w:proofErr w:type="gramEnd"/>
-      <w:r>
-        <w:rPr>
-          <w:rFonts w:hint="eastAsia"/>
-          <w:szCs w:val="28"/>
-        </w:rPr>
-        <w:t>，加劇了環境的壓抑與自我的孤寂。</w:t>
-      </w:r>
-    </w:p>
-    <w:p>
-      <w:pPr>
-        <w:spacing w:after="0" w:line="440" w:lineRule="exact"/>
-        <w:ind w:left="-6" w:right="0" w:hanging="11"/>
-        <w:jc w:val="both"/>
-        <w:rPr>
-          <w:szCs w:val="28"/>
-        </w:rPr>
-      </w:pPr>
-      <w:r>
-        <w:rPr>
-          <w:rFonts w:hint="eastAsia"/>
-          <w:szCs w:val="28"/>
-        </w:rPr>
-        <w:t xml:space="preserve">    </w:t>
-      </w:r>
-      <w:r>
-        <w:rPr>
-          <w:rFonts w:hint="eastAsia"/>
-          <w:szCs w:val="28"/>
-        </w:rPr>
-        <w:t>詞的結尾「新帖繡羅</w:t>
-      </w:r>
-      <w:proofErr w:type="gramStart"/>
-      <w:r>
-        <w:rPr>
-          <w:rFonts w:hint="eastAsia"/>
-          <w:szCs w:val="28"/>
-        </w:rPr>
-        <w:t>襦</w:t>
-      </w:r>
-      <w:proofErr w:type="gramEnd"/>
-      <w:r>
-        <w:rPr>
-          <w:rFonts w:hint="eastAsia"/>
-          <w:szCs w:val="28"/>
-        </w:rPr>
-        <w:t>，雙雙金鷓鴣」無疑</w:t>
-      </w:r>
-      <w:proofErr w:type="gramStart"/>
-      <w:r>
-        <w:rPr>
-          <w:rFonts w:hint="eastAsia"/>
-          <w:szCs w:val="28"/>
-        </w:rPr>
-        <w:t>是全詞的</w:t>
-      </w:r>
-      <w:proofErr w:type="gramEnd"/>
-      <w:r>
-        <w:rPr>
-          <w:rFonts w:hint="eastAsia"/>
-          <w:szCs w:val="28"/>
-        </w:rPr>
-        <w:t>最為神來之筆。那「新帖」在羅</w:t>
-      </w:r>
-      <w:proofErr w:type="gramStart"/>
-      <w:r>
-        <w:rPr>
-          <w:rFonts w:hint="eastAsia"/>
-          <w:szCs w:val="28"/>
-        </w:rPr>
-        <w:t>襦</w:t>
-      </w:r>
-      <w:proofErr w:type="gramEnd"/>
-      <w:r>
-        <w:rPr>
-          <w:rFonts w:hint="eastAsia"/>
-          <w:szCs w:val="28"/>
-        </w:rPr>
-        <w:t>上的金絲綉片，閃耀著奪目的光彩，象徵著女子極其華美精緻的外在生活；然而，詞人卻在最繁華處落筆，巧妙地利用服飾上的圖案作了最深</w:t>
-      </w:r>
-      <w:proofErr w:type="gramStart"/>
-      <w:r>
-        <w:rPr>
-          <w:rFonts w:hint="eastAsia"/>
-          <w:szCs w:val="28"/>
-        </w:rPr>
-        <w:t>沉</w:t>
-      </w:r>
-      <w:proofErr w:type="gramEnd"/>
-      <w:r>
-        <w:rPr>
-          <w:rFonts w:hint="eastAsia"/>
-          <w:szCs w:val="28"/>
-        </w:rPr>
-        <w:t>的</w:t>
-      </w:r>
-      <w:r>
-        <w:rPr>
-          <w:rFonts w:hint="eastAsia"/>
-          <w:b/>
-          <w:bCs/>
-          <w:szCs w:val="28"/>
-        </w:rPr>
-        <w:t>反襯</w:t>
-      </w:r>
-      <w:r>
-        <w:rPr>
-          <w:rFonts w:hint="eastAsia"/>
-          <w:szCs w:val="28"/>
-        </w:rPr>
-        <w:t>。</w:t>
-      </w:r>
-      <w:proofErr w:type="gramStart"/>
-      <w:r>
-        <w:rPr>
-          <w:rFonts w:hint="eastAsia"/>
-          <w:szCs w:val="28"/>
-        </w:rPr>
-        <w:t>繡品上</w:t>
-      </w:r>
-      <w:proofErr w:type="gramEnd"/>
-      <w:r>
-        <w:rPr>
-          <w:rFonts w:hint="eastAsia"/>
-          <w:szCs w:val="28"/>
-        </w:rPr>
-        <w:t>那成雙成對、</w:t>
-      </w:r>
-      <w:r>
-        <w:rPr>
-          <w:rFonts w:hint="eastAsia"/>
-          <w:b/>
-          <w:bCs/>
-          <w:szCs w:val="28"/>
-        </w:rPr>
-        <w:t>繾綣</w:t>
-      </w:r>
-      <w:r>
-        <w:rPr>
-          <w:rFonts w:hint="eastAsia"/>
-          <w:szCs w:val="28"/>
-        </w:rPr>
-        <w:t>依偎的金鷓鴣，與現實中形單影隻、孤寂無依的女子形成了</w:t>
-      </w:r>
-      <w:r>
-        <w:rPr>
-          <w:rFonts w:hint="eastAsia"/>
-          <w:b/>
-          <w:bCs/>
-          <w:szCs w:val="28"/>
-        </w:rPr>
-        <w:t>觸目驚心</w:t>
-      </w:r>
-      <w:r>
-        <w:rPr>
-          <w:rFonts w:hint="eastAsia"/>
-          <w:szCs w:val="28"/>
-        </w:rPr>
-        <w:t>的強烈對比。這種「以</w:t>
-      </w:r>
-      <w:proofErr w:type="gramStart"/>
-      <w:r>
-        <w:rPr>
-          <w:rFonts w:hint="eastAsia"/>
-          <w:szCs w:val="28"/>
-        </w:rPr>
-        <w:t>樂景寫哀</w:t>
-      </w:r>
-      <w:proofErr w:type="gramEnd"/>
-      <w:r>
-        <w:rPr>
-          <w:rFonts w:hint="eastAsia"/>
-          <w:szCs w:val="28"/>
-        </w:rPr>
-        <w:t>」的手法，不僅無限深化了深閨的孤獨主題</w:t>
-      </w:r>
-      <w:r>
-        <w:rPr>
-          <w:szCs w:val="28"/>
-        </w:rPr>
-        <w:br/>
-      </w:r>
-      <w:r>
-        <w:rPr>
-          <w:rFonts w:hint="eastAsia"/>
-          <w:szCs w:val="28"/>
-        </w:rPr>
-        <w:t>，更為全</w:t>
-      </w:r>
-      <w:proofErr w:type="gramStart"/>
-      <w:r>
-        <w:rPr>
-          <w:rFonts w:hint="eastAsia"/>
-          <w:szCs w:val="28"/>
-        </w:rPr>
-        <w:t>詞著</w:t>
-      </w:r>
-      <w:proofErr w:type="gramEnd"/>
-      <w:r>
-        <w:rPr>
-          <w:rFonts w:hint="eastAsia"/>
-          <w:szCs w:val="28"/>
-        </w:rPr>
-        <w:t>上一層</w:t>
-      </w:r>
-      <w:r>
-        <w:rPr>
-          <w:rFonts w:hint="eastAsia"/>
-          <w:b/>
-          <w:bCs/>
-          <w:szCs w:val="28"/>
-        </w:rPr>
-        <w:t>隱晦</w:t>
-      </w:r>
-      <w:r>
-        <w:rPr>
-          <w:rFonts w:hint="eastAsia"/>
-          <w:szCs w:val="28"/>
-        </w:rPr>
-        <w:t>而綿長的悲劇色彩</w:t>
-      </w:r>
-      <w:r>
-        <w:rPr>
-          <w:rFonts w:hint="eastAsia"/>
-          <w:szCs w:val="28"/>
-        </w:rPr>
-        <w:t>--</w:t>
-      </w:r>
-      <w:r>
-        <w:rPr>
-          <w:rFonts w:hint="eastAsia"/>
-          <w:szCs w:val="28"/>
-        </w:rPr>
-        <w:t>她所能擁有的，終究僅僅是華服物象上冰冷的「雙」，而非生命現實中溫熱的「伴」，留白處盡是無可奈何的淒涼。</w:t>
-      </w:r>
-    </w:p>
-    <w:p>
-      <w:pPr>
-        <w:spacing w:after="0" w:line="440" w:lineRule="exact"/>
-        <w:ind w:left="-6" w:right="0" w:hanging="11"/>
-        <w:jc w:val="both"/>
-        <w:rPr>
-          <w:szCs w:val="28"/>
-        </w:rPr>
-      </w:pPr>
-      <w:r>
-        <w:rPr>
-          <w:rFonts w:hint="eastAsia"/>
-          <w:szCs w:val="28"/>
-        </w:rPr>
-        <w:t xml:space="preserve">    </w:t>
-      </w:r>
-      <w:r>
-        <w:rPr>
-          <w:u w:val="single"/>
-        </w:rPr>
-        <w:t>溫庭筠</w:t>
-      </w:r>
-      <w:r>
-        <w:t>以極度</w:t>
-      </w:r>
-      <w:r>
-        <w:rPr>
-          <w:b/>
-          <w:bCs/>
-        </w:rPr>
-        <w:t>凝練</w:t>
-      </w:r>
-      <w:r>
-        <w:t>的語言，完成了「以</w:t>
-      </w:r>
-      <w:proofErr w:type="gramStart"/>
-      <w:r>
-        <w:t>色寫情</w:t>
-      </w:r>
-      <w:proofErr w:type="gramEnd"/>
-      <w:r>
-        <w:t>」的極致。這首詞之所以能流傳千古，不僅是因為它描繪了極致的美麗，更是因為那美麗背後所包裹的、無人訴說的深</w:t>
-      </w:r>
-      <w:proofErr w:type="gramStart"/>
-      <w:r>
-        <w:t>沉</w:t>
-      </w:r>
-      <w:proofErr w:type="gramEnd"/>
-      <w:r>
-        <w:t>哀愁。它不是單純的閨怨，而是一種對生命虛無感的敏銳捕捉，透過華麗的表象，直抵孤寂的靈魂深處。</w:t>
-      </w:r>
-    </w:p>
-    <w:p>
-      <w:pPr>
         <w:spacing w:beforeLines="50" w:before="120" w:after="0" w:line="440" w:lineRule="exact"/>
         <w:ind w:left="-6" w:right="0" w:hanging="11"/>
         <w:rPr>
+          <w:b/>
+          <w:sz w:val="32"/>
+          <w:szCs w:val="32"/>
+        </w:rPr>
+      </w:pPr>
+      <w:r>
+        <w:rPr>
+          <w:rFonts w:hint="eastAsia"/>
           <w:sz w:val="32"/>
           <w:szCs w:val="32"/>
           <w:bdr w:val="single" w:sz="4" w:space="0" w:color="auto"/>
         </w:rPr>
-        <w:sectPr>
-          <w:footerReference w:type="default" r:id="rId12"/>
-          <w:pgSz w:w="11906" w:h="16838"/>
-          <w:pgMar w:top="567" w:right="851" w:bottom="567" w:left="851" w:header="510" w:footer="0" w:gutter="0"/>
-          <w:cols w:space="720"/>
-          <w:docGrid w:linePitch="381"/>
-        </w:sectPr>
-      </w:pPr>
-    </w:p>
-    <w:p>
-      <w:pPr>
-        <w:spacing w:after="0" w:line="440" w:lineRule="exact"/>
-        <w:ind w:left="-6" w:right="0" w:hanging="11"/>
-        <w:rPr>
-          <w:b/>
-          <w:sz w:val="32"/>
-          <w:szCs w:val="32"/>
-        </w:rPr>
-      </w:pPr>
-      <w:r>
-        <w:rPr>
-          <w:rFonts w:hint="eastAsia"/>
-          <w:sz w:val="32"/>
-          <w:szCs w:val="32"/>
-          <w:bdr w:val="single" w:sz="4" w:space="0" w:color="auto"/>
-        </w:rPr>
-        <w:lastRenderedPageBreak/>
         <w:t>補充</w:t>
       </w:r>
     </w:p>
@@ -2387,7 +1250,7 @@
           <w:ilvl w:val="0"/>
           <w:numId w:val="8"/>
         </w:numPr>
-        <w:spacing w:after="0" w:line="420" w:lineRule="exact"/>
+        <w:spacing w:after="0" w:line="340" w:lineRule="exact"/>
         <w:ind w:leftChars="0" w:left="284" w:right="0" w:hanging="284"/>
         <w:jc w:val="both"/>
         <w:rPr>
@@ -2436,7 +1299,7 @@
           <w:ilvl w:val="0"/>
           <w:numId w:val="8"/>
         </w:numPr>
-        <w:spacing w:after="0" w:line="420" w:lineRule="exact"/>
+        <w:spacing w:after="0" w:line="340" w:lineRule="exact"/>
         <w:ind w:leftChars="0" w:left="284" w:right="0" w:hanging="284"/>
         <w:jc w:val="both"/>
         <w:rPr>
@@ -2462,23 +1325,7 @@
           <w:rFonts w:hint="eastAsia"/>
           <w:szCs w:val="28"/>
         </w:rPr>
-        <w:t>呼應照射、</w:t>
-      </w:r>
-      <w:proofErr w:type="gramStart"/>
-      <w:r>
-        <w:rPr>
-          <w:rFonts w:hint="eastAsia"/>
-          <w:szCs w:val="28"/>
-        </w:rPr>
-        <w:t>映射投照</w:t>
-      </w:r>
-      <w:proofErr w:type="gramEnd"/>
-      <w:r>
-        <w:rPr>
-          <w:rFonts w:hint="eastAsia"/>
-          <w:szCs w:val="28"/>
-        </w:rPr>
-        <w:t>。在寫景或寫人時，藉由光影、鏡面或色彩的對比與融合，產生「交相輝映」的立體視覺層次。</w:t>
+        <w:t>藉由光影、鏡面或色彩的對比與融合，產生「交相輝映」的立體視覺層次。</w:t>
       </w:r>
     </w:p>
     <w:p>
@@ -2488,14 +1335,13 @@
           <w:ilvl w:val="0"/>
           <w:numId w:val="8"/>
         </w:numPr>
-        <w:spacing w:after="0" w:line="420" w:lineRule="exact"/>
+        <w:spacing w:after="0" w:line="340" w:lineRule="exact"/>
         <w:ind w:leftChars="0" w:left="284" w:right="0" w:hanging="284"/>
         <w:jc w:val="both"/>
         <w:rPr>
           <w:szCs w:val="28"/>
         </w:rPr>
       </w:pPr>
-      <w:proofErr w:type="gramStart"/>
       <w:r>
         <w:rPr>
           <w:rFonts w:hint="eastAsia"/>
@@ -2503,7 +1349,6 @@
         </w:rPr>
         <w:t>寥</w:t>
       </w:r>
-      <w:proofErr w:type="gramEnd"/>
       <w:r>
         <w:rPr>
           <w:rFonts w:hint="eastAsia"/>
@@ -2511,7 +1356,6 @@
         </w:rPr>
         <w:t>（</w:t>
       </w:r>
-      <w:proofErr w:type="gramStart"/>
       <w:r>
         <w:rPr>
           <w:rFonts w:hint="eastAsia"/>
@@ -2521,7 +1365,6 @@
         </w:rPr>
         <w:t>ㄌㄧㄠˊ</w:t>
       </w:r>
-      <w:proofErr w:type="gramEnd"/>
       <w:r>
         <w:rPr>
           <w:rFonts w:hint="eastAsia"/>
@@ -2529,7 +1372,6 @@
         </w:rPr>
         <w:t>）</w:t>
       </w:r>
-      <w:proofErr w:type="gramStart"/>
       <w:r>
         <w:rPr>
           <w:rFonts w:hint="eastAsia"/>
@@ -2537,7 +1379,6 @@
         </w:rPr>
         <w:t>寥</w:t>
       </w:r>
-      <w:proofErr w:type="gramEnd"/>
       <w:r>
         <w:rPr>
           <w:rFonts w:hint="eastAsia"/>
@@ -2550,23 +1391,7 @@
           <w:rFonts w:hint="eastAsia"/>
           <w:szCs w:val="28"/>
         </w:rPr>
-        <w:t>非常稀少、冷清。用以表現空間的空曠、人煙的稀少，或內心的孤寂、</w:t>
-      </w:r>
-      <w:proofErr w:type="gramStart"/>
-      <w:r>
-        <w:rPr>
-          <w:rFonts w:hint="eastAsia"/>
-          <w:szCs w:val="28"/>
-        </w:rPr>
-        <w:t>冷落，</w:t>
-      </w:r>
-      <w:proofErr w:type="gramEnd"/>
-      <w:r>
-        <w:rPr>
-          <w:rFonts w:hint="eastAsia"/>
-          <w:szCs w:val="28"/>
-        </w:rPr>
-        <w:t>具備一種簡約而空靈的境地。</w:t>
+        <w:t>非常稀少、冷清。</w:t>
       </w:r>
     </w:p>
     <w:p>
@@ -2576,7 +1401,7 @@
           <w:ilvl w:val="0"/>
           <w:numId w:val="8"/>
         </w:numPr>
-        <w:spacing w:after="0" w:line="420" w:lineRule="exact"/>
+        <w:spacing w:after="0" w:line="340" w:lineRule="exact"/>
         <w:ind w:leftChars="0" w:left="284" w:right="0" w:hanging="284"/>
         <w:jc w:val="both"/>
         <w:rPr>
@@ -2612,7 +1437,7 @@
           <w:ilvl w:val="0"/>
           <w:numId w:val="8"/>
         </w:numPr>
-        <w:spacing w:after="0" w:line="420" w:lineRule="exact"/>
+        <w:spacing w:after="0" w:line="340" w:lineRule="exact"/>
         <w:ind w:leftChars="0" w:left="284" w:right="0" w:hanging="284"/>
         <w:jc w:val="both"/>
         <w:rPr>
@@ -2633,7 +1458,6 @@
         </w:rPr>
         <w:t>（</w:t>
       </w:r>
-      <w:proofErr w:type="gramStart"/>
       <w:r>
         <w:rPr>
           <w:rFonts w:hint="eastAsia"/>
@@ -2643,7 +1467,6 @@
         </w:rPr>
         <w:t>一ˋ</w:t>
       </w:r>
-      <w:proofErr w:type="gramEnd"/>
       <w:r>
         <w:rPr>
           <w:rFonts w:hint="eastAsia"/>
@@ -2651,7 +1474,6 @@
         </w:rPr>
         <w:t>）</w:t>
       </w:r>
-      <w:proofErr w:type="gramStart"/>
       <w:r>
         <w:rPr>
           <w:rFonts w:hint="eastAsia"/>
@@ -2659,7 +1481,6 @@
         </w:rPr>
         <w:t>或</w:t>
       </w:r>
-      <w:proofErr w:type="gramEnd"/>
       <w:r>
         <w:rPr>
           <w:rFonts w:hint="eastAsia"/>
@@ -2672,7 +1493,7 @@
           <w:rFonts w:hint="eastAsia"/>
           <w:szCs w:val="28"/>
         </w:rPr>
-        <w:t>或者是、還是（選擇連詞）。用於提供另一種假設或思維方向，在文氣上產生轉折、探詢或引人深思的懸念感。</w:t>
+        <w:t>或者是、還是。</w:t>
       </w:r>
     </w:p>
     <w:p>
@@ -2682,7 +1503,7 @@
           <w:ilvl w:val="0"/>
           <w:numId w:val="8"/>
         </w:numPr>
-        <w:spacing w:after="0" w:line="420" w:lineRule="exact"/>
+        <w:spacing w:after="0" w:line="340" w:lineRule="exact"/>
         <w:ind w:leftChars="0" w:left="284" w:right="0" w:hanging="284"/>
         <w:jc w:val="both"/>
         <w:rPr>
@@ -2703,7 +1524,6 @@
         </w:rPr>
         <w:t>（</w:t>
       </w:r>
-      <w:proofErr w:type="gramStart"/>
       <w:r>
         <w:rPr>
           <w:rFonts w:hint="eastAsia"/>
@@ -2713,7 +1533,6 @@
         </w:rPr>
         <w:t>ㄙㄨㄟˋ</w:t>
       </w:r>
-      <w:proofErr w:type="gramEnd"/>
       <w:r>
         <w:rPr>
           <w:rFonts w:hint="eastAsia"/>
@@ -2743,7 +1562,7 @@
           <w:ilvl w:val="0"/>
           <w:numId w:val="8"/>
         </w:numPr>
-        <w:spacing w:after="0" w:line="420" w:lineRule="exact"/>
+        <w:spacing w:after="0" w:line="340" w:lineRule="exact"/>
         <w:ind w:leftChars="0" w:left="284" w:right="0" w:hanging="284"/>
         <w:jc w:val="both"/>
         <w:rPr>
@@ -2755,17 +1574,8 @@
           <w:rFonts w:hint="eastAsia"/>
           <w:szCs w:val="28"/>
         </w:rPr>
-        <w:t>流</w:t>
-      </w:r>
-      <w:proofErr w:type="gramStart"/>
-      <w:r>
-        <w:rPr>
-          <w:rFonts w:hint="eastAsia"/>
-          <w:szCs w:val="28"/>
-        </w:rPr>
-        <w:t>光溢彩</w:t>
-      </w:r>
-      <w:proofErr w:type="gramEnd"/>
+        <w:t>流光溢彩</w:t>
+      </w:r>
       <w:r>
         <w:rPr>
           <w:rFonts w:hint="eastAsia"/>
@@ -2778,7 +1588,7 @@
           <w:rFonts w:hint="eastAsia"/>
           <w:szCs w:val="28"/>
         </w:rPr>
-        <w:t>光影流動，色彩閃耀。形容極其華麗、精緻且具動態感的視覺美，常伴隨著寶石、錦緞或節慶燈火的奢華質感。</w:t>
+        <w:t>光影流動，色彩閃耀。形容極其華麗、精緻且具動態感的視覺美。</w:t>
       </w:r>
     </w:p>
     <w:p>
@@ -2788,7 +1598,7 @@
           <w:ilvl w:val="0"/>
           <w:numId w:val="8"/>
         </w:numPr>
-        <w:spacing w:after="0" w:line="420" w:lineRule="exact"/>
+        <w:spacing w:after="0" w:line="340" w:lineRule="exact"/>
         <w:ind w:leftChars="0" w:left="284" w:right="0" w:hanging="284"/>
         <w:jc w:val="both"/>
         <w:rPr>
@@ -2824,14 +1634,13 @@
           <w:ilvl w:val="0"/>
           <w:numId w:val="8"/>
         </w:numPr>
-        <w:spacing w:after="0" w:line="420" w:lineRule="exact"/>
+        <w:spacing w:after="0" w:line="340" w:lineRule="exact"/>
         <w:ind w:leftChars="0" w:left="284" w:right="0" w:hanging="284"/>
         <w:jc w:val="both"/>
         <w:rPr>
           <w:szCs w:val="28"/>
         </w:rPr>
       </w:pPr>
-      <w:proofErr w:type="gramStart"/>
       <w:r>
         <w:rPr>
           <w:rFonts w:hint="eastAsia"/>
@@ -2839,7 +1648,6 @@
         </w:rPr>
         <w:t>穠</w:t>
       </w:r>
-      <w:proofErr w:type="gramEnd"/>
       <w:r>
         <w:rPr>
           <w:rFonts w:hint="eastAsia"/>
@@ -2847,7 +1655,6 @@
         </w:rPr>
         <w:t>（</w:t>
       </w:r>
-      <w:proofErr w:type="gramStart"/>
       <w:r>
         <w:rPr>
           <w:rFonts w:hint="eastAsia"/>
@@ -2857,7 +1664,6 @@
         </w:rPr>
         <w:t>ㄋㄨㄥˊ</w:t>
       </w:r>
-      <w:proofErr w:type="gramEnd"/>
       <w:r>
         <w:rPr>
           <w:rFonts w:hint="eastAsia"/>
@@ -2894,7 +1700,7 @@
           <w:ilvl w:val="0"/>
           <w:numId w:val="8"/>
         </w:numPr>
-        <w:spacing w:after="0" w:line="420" w:lineRule="exact"/>
+        <w:spacing w:after="0" w:line="340" w:lineRule="exact"/>
         <w:ind w:leftChars="0" w:left="284" w:right="0" w:hanging="426"/>
         <w:jc w:val="both"/>
         <w:rPr>
@@ -2915,7 +1721,6 @@
         </w:rPr>
         <w:t>（</w:t>
       </w:r>
-      <w:proofErr w:type="gramStart"/>
       <w:r>
         <w:rPr>
           <w:rFonts w:hint="eastAsia"/>
@@ -2925,7 +1730,6 @@
         </w:rPr>
         <w:t>ㄙㄨㄟˇ</w:t>
       </w:r>
-      <w:proofErr w:type="gramEnd"/>
       <w:r>
         <w:rPr>
           <w:rFonts w:hint="eastAsia"/>
@@ -2945,39 +1749,7 @@
           <w:rFonts w:hint="eastAsia"/>
           <w:szCs w:val="28"/>
         </w:rPr>
-        <w:t>比喻事物最純粹、</w:t>
-      </w:r>
-      <w:proofErr w:type="gramStart"/>
-      <w:r>
-        <w:rPr>
-          <w:rFonts w:hint="eastAsia"/>
-          <w:szCs w:val="28"/>
-        </w:rPr>
-        <w:t>最</w:t>
-      </w:r>
-      <w:proofErr w:type="gramEnd"/>
-      <w:r>
-        <w:rPr>
-          <w:rFonts w:hint="eastAsia"/>
-          <w:szCs w:val="28"/>
-        </w:rPr>
-        <w:t>核心、最寶貴的部分。寫作上指某種文化、思想、藝術或情懷中</w:t>
-      </w:r>
-      <w:proofErr w:type="gramStart"/>
-      <w:r>
-        <w:rPr>
-          <w:rFonts w:hint="eastAsia"/>
-          <w:szCs w:val="28"/>
-        </w:rPr>
-        <w:t>最</w:t>
-      </w:r>
-      <w:proofErr w:type="gramEnd"/>
-      <w:r>
-        <w:rPr>
-          <w:rFonts w:hint="eastAsia"/>
-          <w:szCs w:val="28"/>
-        </w:rPr>
-        <w:t>精華的靈魂所在。</w:t>
+        <w:t>比喻事物最純粹、最核心、最寶貴的部分。</w:t>
       </w:r>
     </w:p>
     <w:p>
@@ -2987,7 +1759,7 @@
           <w:ilvl w:val="0"/>
           <w:numId w:val="8"/>
         </w:numPr>
-        <w:spacing w:after="0" w:line="420" w:lineRule="exact"/>
+        <w:spacing w:after="0" w:line="340" w:lineRule="exact"/>
         <w:ind w:leftChars="0" w:left="284" w:right="0" w:hanging="426"/>
         <w:jc w:val="both"/>
         <w:rPr>
@@ -3013,7 +1785,7 @@
           <w:rFonts w:hint="eastAsia"/>
           <w:szCs w:val="28"/>
         </w:rPr>
-        <w:t>華美的衣服，珍貴的食物。形容生活極為奢華。在文學中常作為一種背景設置，有時與人物內心的空虛寂寞並列，反襯出物質富足與精神貧乏的落差。</w:t>
+        <w:t>華美的衣服，珍貴的食物。形容生活極為奢華。</w:t>
       </w:r>
     </w:p>
     <w:p>
@@ -3023,7 +1795,7 @@
           <w:ilvl w:val="0"/>
           <w:numId w:val="8"/>
         </w:numPr>
-        <w:spacing w:after="0" w:line="420" w:lineRule="exact"/>
+        <w:spacing w:after="0" w:line="340" w:lineRule="exact"/>
         <w:ind w:leftChars="0" w:left="284" w:right="0" w:hanging="426"/>
         <w:jc w:val="both"/>
         <w:rPr>
@@ -3049,48 +1821,7 @@
           <w:rFonts w:hint="eastAsia"/>
           <w:szCs w:val="28"/>
         </w:rPr>
-        <w:t>精神無所寄託，感到非常無聊與沉悶。常用於描寫深閨女子、落魄</w:t>
-      </w:r>
-      <w:r>
-        <w:rPr>
-          <w:rFonts w:hint="eastAsia"/>
-          <w:szCs w:val="28"/>
-        </w:rPr>
-        <w:t>（</w:t>
-      </w:r>
-      <w:proofErr w:type="gramStart"/>
-      <w:r>
-        <w:rPr>
-          <w:rFonts w:hint="eastAsia"/>
-          <w:color w:val="FF0000"/>
-          <w:sz w:val="16"/>
-          <w:szCs w:val="16"/>
-        </w:rPr>
-        <w:t>ㄊㄨㄛ</w:t>
-      </w:r>
-      <w:r>
-        <w:rPr>
-          <w:rFonts w:hint="eastAsia"/>
-          <w:color w:val="FF0000"/>
-          <w:sz w:val="16"/>
-          <w:szCs w:val="16"/>
-        </w:rPr>
-        <w:t>ˋ</w:t>
-      </w:r>
-      <w:proofErr w:type="gramEnd"/>
-      <w:r>
-        <w:rPr>
-          <w:rFonts w:hint="eastAsia"/>
-          <w:szCs w:val="28"/>
-        </w:rPr>
-        <w:t>）</w:t>
-      </w:r>
-      <w:r>
-        <w:rPr>
-          <w:rFonts w:hint="eastAsia"/>
-          <w:szCs w:val="28"/>
-        </w:rPr>
-        <w:t>文人或無業之人的內心狀態，是情緒低落、無可奈何的深層流露。</w:t>
+        <w:t>精神無所寄託，感到非常無聊與沉悶。</w:t>
       </w:r>
     </w:p>
     <w:p>
@@ -3100,7 +1831,7 @@
           <w:ilvl w:val="0"/>
           <w:numId w:val="8"/>
         </w:numPr>
-        <w:spacing w:after="0" w:line="420" w:lineRule="exact"/>
+        <w:spacing w:after="0" w:line="340" w:lineRule="exact"/>
         <w:ind w:leftChars="0" w:left="284" w:right="0" w:hanging="426"/>
         <w:jc w:val="both"/>
         <w:rPr>
@@ -3126,23 +1857,7 @@
           <w:rFonts w:hint="eastAsia"/>
           <w:szCs w:val="28"/>
         </w:rPr>
-        <w:t>寫作手法，用相反的事物來襯托主體。利用「以</w:t>
-      </w:r>
-      <w:proofErr w:type="gramStart"/>
-      <w:r>
-        <w:rPr>
-          <w:rFonts w:hint="eastAsia"/>
-          <w:szCs w:val="28"/>
-        </w:rPr>
-        <w:t>樂景寫哀</w:t>
-      </w:r>
-      <w:proofErr w:type="gramEnd"/>
-      <w:r>
-        <w:rPr>
-          <w:rFonts w:hint="eastAsia"/>
-          <w:szCs w:val="28"/>
-        </w:rPr>
-        <w:t>，以華麗寫孤寂」（如精緻的妝容與孤獨的心境），使主體情感顯得更加強烈、深刻。</w:t>
+        <w:t>寫作手法，用相反的事物來襯托主體。利用「以樂景寫哀，以華麗寫孤寂」（如精緻的妝容與孤獨的心境），使主體情感顯得更加強烈、深刻。</w:t>
       </w:r>
     </w:p>
     <w:p>
@@ -3152,7 +1867,7 @@
           <w:ilvl w:val="0"/>
           <w:numId w:val="8"/>
         </w:numPr>
-        <w:spacing w:after="0" w:line="420" w:lineRule="exact"/>
+        <w:spacing w:after="0" w:line="340" w:lineRule="exact"/>
         <w:ind w:leftChars="0" w:left="284" w:right="0" w:hanging="426"/>
         <w:jc w:val="both"/>
         <w:rPr>
@@ -3173,7 +1888,6 @@
         </w:rPr>
         <w:t>（</w:t>
       </w:r>
-      <w:proofErr w:type="gramStart"/>
       <w:r>
         <w:rPr>
           <w:rFonts w:hint="eastAsia"/>
@@ -3181,65 +1895,8 @@
           <w:sz w:val="16"/>
           <w:szCs w:val="16"/>
         </w:rPr>
-        <w:t>ㄑㄧㄢ</w:t>
-      </w:r>
-      <w:r>
-        <w:rPr>
-          <w:rFonts w:hint="eastAsia"/>
-          <w:color w:val="FF0000"/>
-          <w:sz w:val="16"/>
-          <w:szCs w:val="16"/>
-        </w:rPr>
-        <w:t>ˇ</w:t>
-      </w:r>
-      <w:proofErr w:type="gramEnd"/>
-      <w:r>
-        <w:rPr>
-          <w:rFonts w:hint="eastAsia"/>
-          <w:color w:val="FF0000"/>
-          <w:sz w:val="16"/>
-          <w:szCs w:val="16"/>
-        </w:rPr>
-        <w:t xml:space="preserve">　</w:t>
-      </w:r>
-      <w:proofErr w:type="gramStart"/>
-      <w:r>
-        <w:rPr>
-          <w:rFonts w:hint="eastAsia"/>
-          <w:color w:val="FF0000"/>
-          <w:sz w:val="16"/>
-          <w:szCs w:val="16"/>
-        </w:rPr>
-        <w:t>ㄑ</w:t>
-      </w:r>
-      <w:r>
-        <w:rPr>
-          <w:rFonts w:hint="eastAsia"/>
-          <w:color w:val="FF0000"/>
-          <w:sz w:val="16"/>
-          <w:szCs w:val="16"/>
-        </w:rPr>
-        <w:t>ㄩ</w:t>
-      </w:r>
-      <w:r>
-        <w:rPr>
-          <w:rFonts w:hint="eastAsia"/>
-          <w:color w:val="FF0000"/>
-          <w:sz w:val="16"/>
-          <w:szCs w:val="16"/>
-        </w:rPr>
-        <w:t>ㄢ</w:t>
-      </w:r>
-      <w:r>
-        <w:rPr>
-          <w:rFonts w:hint="eastAsia"/>
-          <w:color w:val="FF0000"/>
-          <w:sz w:val="16"/>
-          <w:szCs w:val="16"/>
-        </w:rPr>
-        <w:t>ˇ</w:t>
-      </w:r>
-      <w:proofErr w:type="gramEnd"/>
+        <w:t>ㄑㄧㄢˇ　ㄑㄩㄢˇ</w:t>
+      </w:r>
       <w:r>
         <w:rPr>
           <w:rFonts w:hint="eastAsia"/>
@@ -3269,7 +1926,7 @@
           <w:ilvl w:val="0"/>
           <w:numId w:val="8"/>
         </w:numPr>
-        <w:spacing w:after="0" w:line="420" w:lineRule="exact"/>
+        <w:spacing w:after="0" w:line="340" w:lineRule="exact"/>
         <w:ind w:leftChars="0" w:left="284" w:right="0" w:hanging="426"/>
         <w:jc w:val="both"/>
         <w:rPr>
@@ -3305,7 +1962,7 @@
           <w:ilvl w:val="0"/>
           <w:numId w:val="8"/>
         </w:numPr>
-        <w:spacing w:after="0" w:line="420" w:lineRule="exact"/>
+        <w:spacing w:after="0" w:line="340" w:lineRule="exact"/>
         <w:ind w:leftChars="0" w:left="284" w:right="0" w:hanging="426"/>
         <w:jc w:val="both"/>
         <w:rPr>
@@ -3326,7 +1983,6 @@
         </w:rPr>
         <w:t>（</w:t>
       </w:r>
-      <w:proofErr w:type="gramStart"/>
       <w:r>
         <w:rPr>
           <w:rFonts w:hint="eastAsia"/>
@@ -3336,7 +1992,6 @@
         </w:rPr>
         <w:t>ㄏㄨㄟˋ</w:t>
       </w:r>
-      <w:proofErr w:type="gramEnd"/>
       <w:r>
         <w:rPr>
           <w:rFonts w:hint="eastAsia"/>
@@ -3356,23 +2011,7 @@
           <w:rFonts w:hint="eastAsia"/>
           <w:szCs w:val="28"/>
         </w:rPr>
-        <w:t>意旨不明顯，寫得委婉、</w:t>
-      </w:r>
-      <w:proofErr w:type="gramStart"/>
-      <w:r>
-        <w:rPr>
-          <w:rFonts w:hint="eastAsia"/>
-          <w:szCs w:val="28"/>
-        </w:rPr>
-        <w:t>藏而不</w:t>
-      </w:r>
-      <w:proofErr w:type="gramEnd"/>
-      <w:r>
-        <w:rPr>
-          <w:rFonts w:hint="eastAsia"/>
-          <w:szCs w:val="28"/>
-        </w:rPr>
-        <w:t>露。是一種含蓄的寫作美學，不直接言明情感（如將怨恨藏於「雙雙金鷓鴣」的圖案中），留給讀者無限想像與咀嚼的空間。</w:t>
+        <w:t>一種含蓄的寫作美學，不直接言明情感（如將怨恨藏於「雙雙金鷓鴣」的圖案中），留給讀者無限想像與咀嚼的空間。</w:t>
       </w:r>
     </w:p>
     <w:p>
@@ -3382,11 +2021,10 @@
           <w:ilvl w:val="0"/>
           <w:numId w:val="8"/>
         </w:numPr>
-        <w:spacing w:after="0" w:line="420" w:lineRule="exact"/>
+        <w:spacing w:after="0" w:line="340" w:lineRule="exact"/>
         <w:ind w:leftChars="0" w:left="284" w:right="0" w:hanging="426"/>
         <w:jc w:val="both"/>
         <w:rPr>
-          <w:rFonts w:hint="eastAsia"/>
           <w:szCs w:val="28"/>
         </w:rPr>
       </w:pPr>
@@ -3409,26 +2047,11 @@
           <w:rFonts w:hint="eastAsia"/>
           <w:szCs w:val="28"/>
         </w:rPr>
-        <w:t>「凝」有聚集、穩固、不浮躁之意；「練」為精練、修剪去掉雜質。合起來指文字極為精簡緊湊，沒有半句廢話，且</w:t>
-      </w:r>
-      <w:proofErr w:type="gramStart"/>
-      <w:r>
-        <w:rPr>
-          <w:rFonts w:hint="eastAsia"/>
-          <w:szCs w:val="28"/>
-        </w:rPr>
-        <w:t>字字飽含分量</w:t>
-      </w:r>
-      <w:proofErr w:type="gramEnd"/>
-      <w:r>
-        <w:rPr>
-          <w:rFonts w:hint="eastAsia"/>
-          <w:szCs w:val="28"/>
-        </w:rPr>
-        <w:t>，思想情感高度濃縮。</w:t>
+        <w:t>指文字精簡緊湊，沒有半句廢話，且字字飽含分量，思想情感高度濃縮。</w:t>
       </w:r>
     </w:p>
     <w:sectPr>
+      <w:footerReference w:type="default" r:id="rId13"/>
       <w:pgSz w:w="11906" w:h="16838"/>
       <w:pgMar w:top="567" w:right="851" w:bottom="567" w:left="851" w:header="510" w:footer="0" w:gutter="0"/>
       <w:cols w:space="720"/>
@@ -3439,7 +2062,7 @@
 </file>
 
 <file path=word/endnotes.xml><?xml version="1.0" encoding="utf-8"?>
-<w:endnotes xmlns:wpc="http://schemas.microsoft.com/office/word/2010/wordprocessingCanvas" xmlns:cx="http://schemas.microsoft.com/office/drawing/2014/chartex" xmlns:cx1="http://schemas.microsoft.com/office/drawing/2015/9/8/chartex" xmlns:cx2="http://schemas.microsoft.com/office/drawing/2015/10/21/chartex" xmlns:cx3="http://schemas.microsoft.com/office/drawing/2016/5/9/chartex" xmlns:cx4="http://schemas.microsoft.com/office/drawing/2016/5/10/chartex" xmlns:cx5="http://schemas.microsoft.com/office/drawing/2016/5/11/chartex" xmlns:cx6="http://schemas.microsoft.com/office/drawing/2016/5/12/chartex" xmlns:cx7="http://schemas.microsoft.com/office/drawing/2016/5/13/chartex" xmlns:cx8="http://schemas.microsoft.com/office/drawing/2016/5/14/chartex" xmlns:mc="http://schemas.openxmlformats.org/markup-compatibility/2006" xmlns:aink="http://schemas.microsoft.com/office/drawing/2016/ink" xmlns:am3d="http://schemas.microsoft.com/office/drawing/2017/model3d" xmlns:o="urn:schemas-microsoft-com:office:office" xmlns:r="http://schemas.openxmlformats.org/officeDocument/2006/relationships" xmlns:m="http://schemas.openxmlformats.org/officeDocument/2006/math" xmlns:v="urn:schemas-microsoft-com:vml" xmlns:wp14="http://schemas.microsoft.com/office/word/2010/wordprocessingDrawing" xmlns:wp="http://schemas.openxmlformats.org/drawingml/2006/wordprocessingDrawing" xmlns:w10="urn:schemas-microsoft-com:office:word" xmlns:w="http://schemas.openxmlformats.org/wordprocessingml/2006/main" xmlns:w14="http://schemas.microsoft.com/office/word/2010/wordml" xmlns:w15="http://schemas.microsoft.com/office/word/2012/wordml" xmlns:w16cex="http://schemas.microsoft.com/office/word/2018/wordml/cex" xmlns:w16cid="http://schemas.microsoft.com/office/word/2016/wordml/cid" xmlns:w16="http://schemas.microsoft.com/office/word/2018/wordml" xmlns:w16sdtdh="http://schemas.microsoft.com/office/word/2020/wordml/sdtdatahash" xmlns:w16se="http://schemas.microsoft.com/office/word/2015/wordml/symex" xmlns:wpg="http://schemas.microsoft.com/office/word/2010/wordprocessingGroup" xmlns:wpi="http://schemas.microsoft.com/office/word/2010/wordprocessingInk" xmlns:wne="http://schemas.microsoft.com/office/word/2006/wordml" xmlns:wps="http://schemas.microsoft.com/office/word/2010/wordprocessingShape" mc:Ignorable="w14 w15 w16se w16cid w16 w16cex w16sdtdh wp14">
+<w:endnotes xmlns:wpc="http://schemas.microsoft.com/office/word/2010/wordprocessingCanvas" xmlns:cx="http://schemas.microsoft.com/office/drawing/2014/chartex" xmlns:cx1="http://schemas.microsoft.com/office/drawing/2015/9/8/chartex" xmlns:cx2="http://schemas.microsoft.com/office/drawing/2015/10/21/chartex" xmlns:cx3="http://schemas.microsoft.com/office/drawing/2016/5/9/chartex" xmlns:cx4="http://schemas.microsoft.com/office/drawing/2016/5/10/chartex" xmlns:cx5="http://schemas.microsoft.com/office/drawing/2016/5/11/chartex" xmlns:cx6="http://schemas.microsoft.com/office/drawing/2016/5/12/chartex" xmlns:cx7="http://schemas.microsoft.com/office/drawing/2016/5/13/chartex" xmlns:cx8="http://schemas.microsoft.com/office/drawing/2016/5/14/chartex" xmlns:mc="http://schemas.openxmlformats.org/markup-compatibility/2006" xmlns:aink="http://schemas.microsoft.com/office/drawing/2016/ink" xmlns:am3d="http://schemas.microsoft.com/office/drawing/2017/model3d" xmlns:o="urn:schemas-microsoft-com:office:office" xmlns:oel="http://schemas.microsoft.com/office/2019/extlst" xmlns:r="http://schemas.openxmlformats.org/officeDocument/2006/relationships" xmlns:m="http://schemas.openxmlformats.org/officeDocument/2006/math" xmlns:v="urn:schemas-microsoft-com:vml" xmlns:wp14="http://schemas.microsoft.com/office/word/2010/wordprocessingDrawing" xmlns:wp="http://schemas.openxmlformats.org/drawingml/2006/wordprocessingDrawing" xmlns:w10="urn:schemas-microsoft-com:office:word" xmlns:w="http://schemas.openxmlformats.org/wordprocessingml/2006/main" xmlns:w14="http://schemas.microsoft.com/office/word/2010/wordml" xmlns:w15="http://schemas.microsoft.com/office/word/2012/wordml" xmlns:w16cex="http://schemas.microsoft.com/office/word/2018/wordml/cex" xmlns:w16cid="http://schemas.microsoft.com/office/word/2016/wordml/cid" xmlns:w16="http://schemas.microsoft.com/office/word/2018/wordml" xmlns:w16du="http://schemas.microsoft.com/office/word/2023/wordml/word16du" xmlns:w16sdtdh="http://schemas.microsoft.com/office/word/2020/wordml/sdtdatahash" xmlns:w16sdtfl="http://schemas.microsoft.com/office/word/2024/wordml/sdtformatlock" xmlns:w16se="http://schemas.microsoft.com/office/word/2015/wordml/symex" xmlns:wpg="http://schemas.microsoft.com/office/word/2010/wordprocessingGroup" xmlns:wpi="http://schemas.microsoft.com/office/word/2010/wordprocessingInk" xmlns:wne="http://schemas.microsoft.com/office/word/2006/wordml" xmlns:wps="http://schemas.microsoft.com/office/word/2010/wordprocessingShape" mc:Ignorable="w14 w15 w16se w16cid w16 w16cex w16sdtdh w16sdtfl w16du wp14">
   <w:endnote w:type="separator" w:id="-1">
     <w:p>
       <w:pPr>
@@ -3464,7 +2087,7 @@
 </file>
 
 <file path=word/footer1.xml><?xml version="1.0" encoding="utf-8"?>
-<w:ftr xmlns:wpc="http://schemas.microsoft.com/office/word/2010/wordprocessingCanvas" xmlns:cx="http://schemas.microsoft.com/office/drawing/2014/chartex" xmlns:cx1="http://schemas.microsoft.com/office/drawing/2015/9/8/chartex" xmlns:cx2="http://schemas.microsoft.com/office/drawing/2015/10/21/chartex" xmlns:cx3="http://schemas.microsoft.com/office/drawing/2016/5/9/chartex" xmlns:cx4="http://schemas.microsoft.com/office/drawing/2016/5/10/chartex" xmlns:cx5="http://schemas.microsoft.com/office/drawing/2016/5/11/chartex" xmlns:cx6="http://schemas.microsoft.com/office/drawing/2016/5/12/chartex" xmlns:cx7="http://schemas.microsoft.com/office/drawing/2016/5/13/chartex" xmlns:cx8="http://schemas.microsoft.com/office/drawing/2016/5/14/chartex" xmlns:mc="http://schemas.openxmlformats.org/markup-compatibility/2006" xmlns:aink="http://schemas.microsoft.com/office/drawing/2016/ink" xmlns:am3d="http://schemas.microsoft.com/office/drawing/2017/model3d" xmlns:o="urn:schemas-microsoft-com:office:office" xmlns:r="http://schemas.openxmlformats.org/officeDocument/2006/relationships" xmlns:m="http://schemas.openxmlformats.org/officeDocument/2006/math" xmlns:v="urn:schemas-microsoft-com:vml" xmlns:wp14="http://schemas.microsoft.com/office/word/2010/wordprocessingDrawing" xmlns:wp="http://schemas.openxmlformats.org/drawingml/2006/wordprocessingDrawing" xmlns:w10="urn:schemas-microsoft-com:office:word" xmlns:w="http://schemas.openxmlformats.org/wordprocessingml/2006/main" xmlns:w14="http://schemas.microsoft.com/office/word/2010/wordml" xmlns:w15="http://schemas.microsoft.com/office/word/2012/wordml" xmlns:w16cex="http://schemas.microsoft.com/office/word/2018/wordml/cex" xmlns:w16cid="http://schemas.microsoft.com/office/word/2016/wordml/cid" xmlns:w16="http://schemas.microsoft.com/office/word/2018/wordml" xmlns:w16sdtdh="http://schemas.microsoft.com/office/word/2020/wordml/sdtdatahash" xmlns:w16se="http://schemas.microsoft.com/office/word/2015/wordml/symex" xmlns:wpg="http://schemas.microsoft.com/office/word/2010/wordprocessingGroup" xmlns:wpi="http://schemas.microsoft.com/office/word/2010/wordprocessingInk" xmlns:wne="http://schemas.microsoft.com/office/word/2006/wordml" xmlns:wps="http://schemas.microsoft.com/office/word/2010/wordprocessingShape" mc:Ignorable="w14 w15 w16se w16cid w16 w16cex w16sdtdh wp14">
+<w:ftr xmlns:wpc="http://schemas.microsoft.com/office/word/2010/wordprocessingCanvas" xmlns:cx="http://schemas.microsoft.com/office/drawing/2014/chartex" xmlns:cx1="http://schemas.microsoft.com/office/drawing/2015/9/8/chartex" xmlns:cx2="http://schemas.microsoft.com/office/drawing/2015/10/21/chartex" xmlns:cx3="http://schemas.microsoft.com/office/drawing/2016/5/9/chartex" xmlns:cx4="http://schemas.microsoft.com/office/drawing/2016/5/10/chartex" xmlns:cx5="http://schemas.microsoft.com/office/drawing/2016/5/11/chartex" xmlns:cx6="http://schemas.microsoft.com/office/drawing/2016/5/12/chartex" xmlns:cx7="http://schemas.microsoft.com/office/drawing/2016/5/13/chartex" xmlns:cx8="http://schemas.microsoft.com/office/drawing/2016/5/14/chartex" xmlns:mc="http://schemas.openxmlformats.org/markup-compatibility/2006" xmlns:aink="http://schemas.microsoft.com/office/drawing/2016/ink" xmlns:am3d="http://schemas.microsoft.com/office/drawing/2017/model3d" xmlns:o="urn:schemas-microsoft-com:office:office" xmlns:oel="http://schemas.microsoft.com/office/2019/extlst" xmlns:r="http://schemas.openxmlformats.org/officeDocument/2006/relationships" xmlns:m="http://schemas.openxmlformats.org/officeDocument/2006/math" xmlns:v="urn:schemas-microsoft-com:vml" xmlns:wp14="http://schemas.microsoft.com/office/word/2010/wordprocessingDrawing" xmlns:wp="http://schemas.openxmlformats.org/drawingml/2006/wordprocessingDrawing" xmlns:w10="urn:schemas-microsoft-com:office:word" xmlns:w="http://schemas.openxmlformats.org/wordprocessingml/2006/main" xmlns:w14="http://schemas.microsoft.com/office/word/2010/wordml" xmlns:w15="http://schemas.microsoft.com/office/word/2012/wordml" xmlns:w16cex="http://schemas.microsoft.com/office/word/2018/wordml/cex" xmlns:w16cid="http://schemas.microsoft.com/office/word/2016/wordml/cid" xmlns:w16="http://schemas.microsoft.com/office/word/2018/wordml" xmlns:w16du="http://schemas.microsoft.com/office/word/2023/wordml/word16du" xmlns:w16sdtdh="http://schemas.microsoft.com/office/word/2020/wordml/sdtdatahash" xmlns:w16sdtfl="http://schemas.microsoft.com/office/word/2024/wordml/sdtformatlock" xmlns:w16se="http://schemas.microsoft.com/office/word/2015/wordml/symex" xmlns:wpg="http://schemas.microsoft.com/office/word/2010/wordprocessingGroup" xmlns:wpi="http://schemas.microsoft.com/office/word/2010/wordprocessingInk" xmlns:wne="http://schemas.microsoft.com/office/word/2006/wordml" xmlns:wps="http://schemas.microsoft.com/office/word/2010/wordprocessingShape" mc:Ignorable="w14 w15 w16se w16cid w16 w16cex w16sdtdh w16sdtfl w16du wp14">
   <w:sdt>
     <w:sdtPr>
       <w:id w:val="-252429454"/>
@@ -3473,11 +2096,11 @@
         <w:docPartUnique/>
       </w:docPartObj>
     </w:sdtPr>
-    <w:sdtEndPr/>
     <w:sdtContent>
       <w:p>
         <w:pPr>
           <w:pStyle w:val="a5"/>
+          <w:ind w:right="-2"/>
           <w:jc w:val="right"/>
         </w:pPr>
         <w:r>
@@ -3516,7 +2139,7 @@
 </file>
 
 <file path=word/footnotes.xml><?xml version="1.0" encoding="utf-8"?>
-<w:footnotes xmlns:wpc="http://schemas.microsoft.com/office/word/2010/wordprocessingCanvas" xmlns:cx="http://schemas.microsoft.com/office/drawing/2014/chartex" xmlns:cx1="http://schemas.microsoft.com/office/drawing/2015/9/8/chartex" xmlns:cx2="http://schemas.microsoft.com/office/drawing/2015/10/21/chartex" xmlns:cx3="http://schemas.microsoft.com/office/drawing/2016/5/9/chartex" xmlns:cx4="http://schemas.microsoft.com/office/drawing/2016/5/10/chartex" xmlns:cx5="http://schemas.microsoft.com/office/drawing/2016/5/11/chartex" xmlns:cx6="http://schemas.microsoft.com/office/drawing/2016/5/12/chartex" xmlns:cx7="http://schemas.microsoft.com/office/drawing/2016/5/13/chartex" xmlns:cx8="http://schemas.microsoft.com/office/drawing/2016/5/14/chartex" xmlns:mc="http://schemas.openxmlformats.org/markup-compatibility/2006" xmlns:aink="http://schemas.microsoft.com/office/drawing/2016/ink" xmlns:am3d="http://schemas.microsoft.com/office/drawing/2017/model3d" xmlns:o="urn:schemas-microsoft-com:office:office" xmlns:r="http://schemas.openxmlformats.org/officeDocument/2006/relationships" xmlns:m="http://schemas.openxmlformats.org/officeDocument/2006/math" xmlns:v="urn:schemas-microsoft-com:vml" xmlns:wp14="http://schemas.microsoft.com/office/word/2010/wordprocessingDrawing" xmlns:wp="http://schemas.openxmlformats.org/drawingml/2006/wordprocessingDrawing" xmlns:w10="urn:schemas-microsoft-com:office:word" xmlns:w="http://schemas.openxmlformats.org/wordprocessingml/2006/main" xmlns:w14="http://schemas.microsoft.com/office/word/2010/wordml" xmlns:w15="http://schemas.microsoft.com/office/word/2012/wordml" xmlns:w16cex="http://schemas.microsoft.com/office/word/2018/wordml/cex" xmlns:w16cid="http://schemas.microsoft.com/office/word/2016/wordml/cid" xmlns:w16="http://schemas.microsoft.com/office/word/2018/wordml" xmlns:w16sdtdh="http://schemas.microsoft.com/office/word/2020/wordml/sdtdatahash" xmlns:w16se="http://schemas.microsoft.com/office/word/2015/wordml/symex" xmlns:wpg="http://schemas.microsoft.com/office/word/2010/wordprocessingGroup" xmlns:wpi="http://schemas.microsoft.com/office/word/2010/wordprocessingInk" xmlns:wne="http://schemas.microsoft.com/office/word/2006/wordml" xmlns:wps="http://schemas.microsoft.com/office/word/2010/wordprocessingShape" mc:Ignorable="w14 w15 w16se w16cid w16 w16cex w16sdtdh wp14">
+<w:footnotes xmlns:wpc="http://schemas.microsoft.com/office/word/2010/wordprocessingCanvas" xmlns:cx="http://schemas.microsoft.com/office/drawing/2014/chartex" xmlns:cx1="http://schemas.microsoft.com/office/drawing/2015/9/8/chartex" xmlns:cx2="http://schemas.microsoft.com/office/drawing/2015/10/21/chartex" xmlns:cx3="http://schemas.microsoft.com/office/drawing/2016/5/9/chartex" xmlns:cx4="http://schemas.microsoft.com/office/drawing/2016/5/10/chartex" xmlns:cx5="http://schemas.microsoft.com/office/drawing/2016/5/11/chartex" xmlns:cx6="http://schemas.microsoft.com/office/drawing/2016/5/12/chartex" xmlns:cx7="http://schemas.microsoft.com/office/drawing/2016/5/13/chartex" xmlns:cx8="http://schemas.microsoft.com/office/drawing/2016/5/14/chartex" xmlns:mc="http://schemas.openxmlformats.org/markup-compatibility/2006" xmlns:aink="http://schemas.microsoft.com/office/drawing/2016/ink" xmlns:am3d="http://schemas.microsoft.com/office/drawing/2017/model3d" xmlns:o="urn:schemas-microsoft-com:office:office" xmlns:oel="http://schemas.microsoft.com/office/2019/extlst" xmlns:r="http://schemas.openxmlformats.org/officeDocument/2006/relationships" xmlns:m="http://schemas.openxmlformats.org/officeDocument/2006/math" xmlns:v="urn:schemas-microsoft-com:vml" xmlns:wp14="http://schemas.microsoft.com/office/word/2010/wordprocessingDrawing" xmlns:wp="http://schemas.openxmlformats.org/drawingml/2006/wordprocessingDrawing" xmlns:w10="urn:schemas-microsoft-com:office:word" xmlns:w="http://schemas.openxmlformats.org/wordprocessingml/2006/main" xmlns:w14="http://schemas.microsoft.com/office/word/2010/wordml" xmlns:w15="http://schemas.microsoft.com/office/word/2012/wordml" xmlns:w16cex="http://schemas.microsoft.com/office/word/2018/wordml/cex" xmlns:w16cid="http://schemas.microsoft.com/office/word/2016/wordml/cid" xmlns:w16="http://schemas.microsoft.com/office/word/2018/wordml" xmlns:w16du="http://schemas.microsoft.com/office/word/2023/wordml/word16du" xmlns:w16sdtdh="http://schemas.microsoft.com/office/word/2020/wordml/sdtdatahash" xmlns:w16sdtfl="http://schemas.microsoft.com/office/word/2024/wordml/sdtformatlock" xmlns:w16se="http://schemas.microsoft.com/office/word/2015/wordml/symex" xmlns:wpg="http://schemas.microsoft.com/office/word/2010/wordprocessingGroup" xmlns:wpi="http://schemas.microsoft.com/office/word/2010/wordprocessingInk" xmlns:wne="http://schemas.microsoft.com/office/word/2006/wordml" xmlns:wps="http://schemas.microsoft.com/office/word/2010/wordprocessingShape" mc:Ignorable="w14 w15 w16se w16cid w16 w16cex w16sdtdh w16sdtfl w16du wp14">
   <w:footnote w:type="separator" w:id="-1">
     <w:p>
       <w:pPr>
@@ -3541,7 +2164,7 @@
 </file>
 
 <file path=word/numbering.xml><?xml version="1.0" encoding="utf-8"?>
-<w:numbering xmlns:wpc="http://schemas.microsoft.com/office/word/2010/wordprocessingCanvas" xmlns:cx="http://schemas.microsoft.com/office/drawing/2014/chartex" xmlns:cx1="http://schemas.microsoft.com/office/drawing/2015/9/8/chartex" xmlns:cx2="http://schemas.microsoft.com/office/drawing/2015/10/21/chartex" xmlns:cx3="http://schemas.microsoft.com/office/drawing/2016/5/9/chartex" xmlns:cx4="http://schemas.microsoft.com/office/drawing/2016/5/10/chartex" xmlns:cx5="http://schemas.microsoft.com/office/drawing/2016/5/11/chartex" xmlns:cx6="http://schemas.microsoft.com/office/drawing/2016/5/12/chartex" xmlns:cx7="http://schemas.microsoft.com/office/drawing/2016/5/13/chartex" xmlns:cx8="http://schemas.microsoft.com/office/drawing/2016/5/14/chartex" xmlns:mc="http://schemas.openxmlformats.org/markup-compatibility/2006" xmlns:aink="http://schemas.microsoft.com/office/drawing/2016/ink" xmlns:am3d="http://schemas.microsoft.com/office/drawing/2017/model3d" xmlns:o="urn:schemas-microsoft-com:office:office" xmlns:r="http://schemas.openxmlformats.org/officeDocument/2006/relationships" xmlns:m="http://schemas.openxmlformats.org/officeDocument/2006/math" xmlns:v="urn:schemas-microsoft-com:vml" xmlns:wp14="http://schemas.microsoft.com/office/word/2010/wordprocessingDrawing" xmlns:wp="http://schemas.openxmlformats.org/drawingml/2006/wordprocessingDrawing" xmlns:w10="urn:schemas-microsoft-com:office:word" xmlns:w="http://schemas.openxmlformats.org/wordprocessingml/2006/main" xmlns:w14="http://schemas.microsoft.com/office/word/2010/wordml" xmlns:w15="http://schemas.microsoft.com/office/word/2012/wordml" xmlns:w16cex="http://schemas.microsoft.com/office/word/2018/wordml/cex" xmlns:w16cid="http://schemas.microsoft.com/office/word/2016/wordml/cid" xmlns:w16="http://schemas.microsoft.com/office/word/2018/wordml" xmlns:w16sdtdh="http://schemas.microsoft.com/office/word/2020/wordml/sdtdatahash" xmlns:w16se="http://schemas.microsoft.com/office/word/2015/wordml/symex" xmlns:wpg="http://schemas.microsoft.com/office/word/2010/wordprocessingGroup" xmlns:wpi="http://schemas.microsoft.com/office/word/2010/wordprocessingInk" xmlns:wne="http://schemas.microsoft.com/office/word/2006/wordml" xmlns:wps="http://schemas.microsoft.com/office/word/2010/wordprocessingShape" mc:Ignorable="w14 w15 w16se w16cid w16 w16cex w16sdtdh wp14">
+<w:numbering xmlns:wpc="http://schemas.microsoft.com/office/word/2010/wordprocessingCanvas" xmlns:cx="http://schemas.microsoft.com/office/drawing/2014/chartex" xmlns:cx1="http://schemas.microsoft.com/office/drawing/2015/9/8/chartex" xmlns:cx2="http://schemas.microsoft.com/office/drawing/2015/10/21/chartex" xmlns:cx3="http://schemas.microsoft.com/office/drawing/2016/5/9/chartex" xmlns:cx4="http://schemas.microsoft.com/office/drawing/2016/5/10/chartex" xmlns:cx5="http://schemas.microsoft.com/office/drawing/2016/5/11/chartex" xmlns:cx6="http://schemas.microsoft.com/office/drawing/2016/5/12/chartex" xmlns:cx7="http://schemas.microsoft.com/office/drawing/2016/5/13/chartex" xmlns:cx8="http://schemas.microsoft.com/office/drawing/2016/5/14/chartex" xmlns:mc="http://schemas.openxmlformats.org/markup-compatibility/2006" xmlns:aink="http://schemas.microsoft.com/office/drawing/2016/ink" xmlns:am3d="http://schemas.microsoft.com/office/drawing/2017/model3d" xmlns:o="urn:schemas-microsoft-com:office:office" xmlns:oel="http://schemas.microsoft.com/office/2019/extlst" xmlns:r="http://schemas.openxmlformats.org/officeDocument/2006/relationships" xmlns:m="http://schemas.openxmlformats.org/officeDocument/2006/math" xmlns:v="urn:schemas-microsoft-com:vml" xmlns:wp14="http://schemas.microsoft.com/office/word/2010/wordprocessingDrawing" xmlns:wp="http://schemas.openxmlformats.org/drawingml/2006/wordprocessingDrawing" xmlns:w10="urn:schemas-microsoft-com:office:word" xmlns:w="http://schemas.openxmlformats.org/wordprocessingml/2006/main" xmlns:w14="http://schemas.microsoft.com/office/word/2010/wordml" xmlns:w15="http://schemas.microsoft.com/office/word/2012/wordml" xmlns:w16cex="http://schemas.microsoft.com/office/word/2018/wordml/cex" xmlns:w16cid="http://schemas.microsoft.com/office/word/2016/wordml/cid" xmlns:w16="http://schemas.microsoft.com/office/word/2018/wordml" xmlns:w16du="http://schemas.microsoft.com/office/word/2023/wordml/word16du" xmlns:w16sdtdh="http://schemas.microsoft.com/office/word/2020/wordml/sdtdatahash" xmlns:w16sdtfl="http://schemas.microsoft.com/office/word/2024/wordml/sdtformatlock" xmlns:w16se="http://schemas.microsoft.com/office/word/2015/wordml/symex" xmlns:wpg="http://schemas.microsoft.com/office/word/2010/wordprocessingGroup" xmlns:wpi="http://schemas.microsoft.com/office/word/2010/wordprocessingInk" xmlns:wne="http://schemas.microsoft.com/office/word/2006/wordml" xmlns:wps="http://schemas.microsoft.com/office/word/2010/wordprocessingShape" mc:Ignorable="w14 w15 w16se w16cid w16 w16cex w16sdtdh w16sdtfl w16du wp14">
   <w:abstractNum w:abstractNumId="0" w15:restartNumberingAfterBreak="0">
     <w:nsid w:val="02A11C50"/>
     <w:multiLevelType w:val="hybridMultilevel"/>
@@ -6047,83 +4670,83 @@
       </w:rPr>
     </w:lvl>
   </w:abstractNum>
-  <w:num w:numId="1">
+  <w:num w:numId="1" w16cid:durableId="1559828243">
     <w:abstractNumId w:val="18"/>
   </w:num>
-  <w:num w:numId="2">
+  <w:num w:numId="2" w16cid:durableId="1397702526">
     <w:abstractNumId w:val="6"/>
   </w:num>
-  <w:num w:numId="3">
+  <w:num w:numId="3" w16cid:durableId="1621643804">
     <w:abstractNumId w:val="0"/>
   </w:num>
-  <w:num w:numId="4">
+  <w:num w:numId="4" w16cid:durableId="996416007">
     <w:abstractNumId w:val="8"/>
   </w:num>
-  <w:num w:numId="5">
+  <w:num w:numId="5" w16cid:durableId="257641533">
     <w:abstractNumId w:val="13"/>
   </w:num>
-  <w:num w:numId="6">
+  <w:num w:numId="6" w16cid:durableId="1118838269">
     <w:abstractNumId w:val="23"/>
   </w:num>
-  <w:num w:numId="7">
+  <w:num w:numId="7" w16cid:durableId="1717661926">
     <w:abstractNumId w:val="1"/>
   </w:num>
-  <w:num w:numId="8">
+  <w:num w:numId="8" w16cid:durableId="1622953429">
     <w:abstractNumId w:val="15"/>
   </w:num>
-  <w:num w:numId="9">
+  <w:num w:numId="9" w16cid:durableId="910164988">
     <w:abstractNumId w:val="17"/>
   </w:num>
-  <w:num w:numId="10">
+  <w:num w:numId="10" w16cid:durableId="631444691">
     <w:abstractNumId w:val="7"/>
   </w:num>
-  <w:num w:numId="11">
+  <w:num w:numId="11" w16cid:durableId="783882457">
     <w:abstractNumId w:val="4"/>
   </w:num>
-  <w:num w:numId="12">
+  <w:num w:numId="12" w16cid:durableId="1577544302">
     <w:abstractNumId w:val="9"/>
   </w:num>
-  <w:num w:numId="13">
+  <w:num w:numId="13" w16cid:durableId="1070927583">
     <w:abstractNumId w:val="5"/>
   </w:num>
-  <w:num w:numId="14">
+  <w:num w:numId="14" w16cid:durableId="591552737">
     <w:abstractNumId w:val="22"/>
   </w:num>
-  <w:num w:numId="15">
+  <w:num w:numId="15" w16cid:durableId="226653409">
     <w:abstractNumId w:val="21"/>
   </w:num>
-  <w:num w:numId="16">
+  <w:num w:numId="16" w16cid:durableId="229074203">
     <w:abstractNumId w:val="14"/>
   </w:num>
-  <w:num w:numId="17">
+  <w:num w:numId="17" w16cid:durableId="1218397879">
     <w:abstractNumId w:val="2"/>
   </w:num>
-  <w:num w:numId="18">
+  <w:num w:numId="18" w16cid:durableId="1517888976">
     <w:abstractNumId w:val="19"/>
   </w:num>
-  <w:num w:numId="19">
+  <w:num w:numId="19" w16cid:durableId="1585526897">
     <w:abstractNumId w:val="10"/>
   </w:num>
-  <w:num w:numId="20">
+  <w:num w:numId="20" w16cid:durableId="1112551267">
     <w:abstractNumId w:val="12"/>
   </w:num>
-  <w:num w:numId="21">
+  <w:num w:numId="21" w16cid:durableId="742334545">
     <w:abstractNumId w:val="11"/>
   </w:num>
-  <w:num w:numId="22">
+  <w:num w:numId="22" w16cid:durableId="562911090">
     <w:abstractNumId w:val="3"/>
   </w:num>
-  <w:num w:numId="23">
+  <w:num w:numId="23" w16cid:durableId="426969091">
     <w:abstractNumId w:val="20"/>
   </w:num>
-  <w:num w:numId="24">
+  <w:num w:numId="24" w16cid:durableId="797573815">
     <w:abstractNumId w:val="16"/>
   </w:num>
 </w:numbering>
 </file>
 
 <file path=word/styles.xml><?xml version="1.0" encoding="utf-8"?>
-<w:styles xmlns:mc="http://schemas.openxmlformats.org/markup-compatibility/2006" xmlns:r="http://schemas.openxmlformats.org/officeDocument/2006/relationships" xmlns:w="http://schemas.openxmlformats.org/wordprocessingml/2006/main" xmlns:w14="http://schemas.microsoft.com/office/word/2010/wordml" xmlns:w15="http://schemas.microsoft.com/office/word/2012/wordml" xmlns:w16cex="http://schemas.microsoft.com/office/word/2018/wordml/cex" xmlns:w16cid="http://schemas.microsoft.com/office/word/2016/wordml/cid" xmlns:w16="http://schemas.microsoft.com/office/word/2018/wordml" xmlns:w16sdtdh="http://schemas.microsoft.com/office/word/2020/wordml/sdtdatahash" xmlns:w16se="http://schemas.microsoft.com/office/word/2015/wordml/symex" mc:Ignorable="w14 w15 w16se w16cid w16 w16cex w16sdtdh">
+<w:styles xmlns:mc="http://schemas.openxmlformats.org/markup-compatibility/2006" xmlns:r="http://schemas.openxmlformats.org/officeDocument/2006/relationships" xmlns:w="http://schemas.openxmlformats.org/wordprocessingml/2006/main" xmlns:w14="http://schemas.microsoft.com/office/word/2010/wordml" xmlns:w15="http://schemas.microsoft.com/office/word/2012/wordml" xmlns:w16cex="http://schemas.microsoft.com/office/word/2018/wordml/cex" xmlns:w16cid="http://schemas.microsoft.com/office/word/2016/wordml/cid" xmlns:w16="http://schemas.microsoft.com/office/word/2018/wordml" xmlns:w16du="http://schemas.microsoft.com/office/word/2023/wordml/word16du" xmlns:w16sdtdh="http://schemas.microsoft.com/office/word/2020/wordml/sdtdatahash" xmlns:w16sdtfl="http://schemas.microsoft.com/office/word/2024/wordml/sdtformatlock" xmlns:w16se="http://schemas.microsoft.com/office/word/2015/wordml/symex" mc:Ignorable="w14 w15 w16se w16cid w16 w16cex w16sdtdh w16sdtfl w16du">
   <w:docDefaults>
     <w:rPrDefault>
       <w:rPr>
@@ -6550,7 +5173,6 @@
   <w:style w:type="character" w:default="1" w:styleId="a0">
     <w:name w:val="Default Paragraph Font"/>
     <w:uiPriority w:val="1"/>
-    <w:semiHidden/>
     <w:unhideWhenUsed/>
   </w:style>
   <w:style w:type="table" w:default="1" w:styleId="a1">
